--- a/labs/psych_pozn_lab3.docx
+++ b/labs/psych_pozn_lab3.docx
@@ -25,12 +25,6 @@
         <w:gridCol w:w="425"/>
       </w:tblGrid>
       <w:tr>
-        <w:tblPrEx>
-          <w:tblCellMar>
-            <w:top w:w="0" w:type="dxa"/>
-            <w:bottom w:w="0" w:type="dxa"/>
-          </w:tblCellMar>
-        </w:tblPrEx>
         <w:tc>
           <w:tcPr>
             <w:tcW w:w="9905" w:type="dxa"/>
@@ -69,12 +63,6 @@
         </w:tc>
       </w:tr>
       <w:tr>
-        <w:tblPrEx>
-          <w:tblCellMar>
-            <w:top w:w="0" w:type="dxa"/>
-            <w:bottom w:w="0" w:type="dxa"/>
-          </w:tblCellMar>
-        </w:tblPrEx>
         <w:tc>
           <w:tcPr>
             <w:tcW w:w="400" w:type="dxa"/>
@@ -375,12 +363,6 @@
         </w:tc>
       </w:tr>
       <w:tr>
-        <w:tblPrEx>
-          <w:tblCellMar>
-            <w:top w:w="0" w:type="dxa"/>
-            <w:bottom w:w="0" w:type="dxa"/>
-          </w:tblCellMar>
-        </w:tblPrEx>
         <w:tc>
           <w:tcPr>
             <w:tcW w:w="400" w:type="dxa"/>
@@ -463,12 +445,6 @@
         <w:gridCol w:w="8222"/>
       </w:tblGrid>
       <w:tr>
-        <w:tblPrEx>
-          <w:tblCellMar>
-            <w:top w:w="0" w:type="dxa"/>
-            <w:bottom w:w="0" w:type="dxa"/>
-          </w:tblCellMar>
-        </w:tblPrEx>
         <w:trPr>
           <w:trHeight w:val="227"/>
         </w:trPr>
@@ -549,12 +525,6 @@
         </w:tc>
       </w:tr>
       <w:tr>
-        <w:tblPrEx>
-          <w:tblCellMar>
-            <w:top w:w="0" w:type="dxa"/>
-            <w:bottom w:w="0" w:type="dxa"/>
-          </w:tblCellMar>
-        </w:tblPrEx>
         <w:trPr>
           <w:trHeight w:val="227"/>
         </w:trPr>
@@ -653,12 +623,6 @@
         </w:tc>
       </w:tr>
       <w:tr>
-        <w:tblPrEx>
-          <w:tblCellMar>
-            <w:top w:w="0" w:type="dxa"/>
-            <w:bottom w:w="0" w:type="dxa"/>
-          </w:tblCellMar>
-        </w:tblPrEx>
         <w:trPr>
           <w:trHeight w:val="227"/>
         </w:trPr>
@@ -757,12 +721,6 @@
         </w:tc>
       </w:tr>
       <w:tr>
-        <w:tblPrEx>
-          <w:tblCellMar>
-            <w:top w:w="0" w:type="dxa"/>
-            <w:bottom w:w="0" w:type="dxa"/>
-          </w:tblCellMar>
-        </w:tblPrEx>
         <w:trPr>
           <w:trHeight w:val="227"/>
         </w:trPr>
@@ -852,12 +810,6 @@
         </w:tc>
       </w:tr>
       <w:tr>
-        <w:tblPrEx>
-          <w:tblCellMar>
-            <w:top w:w="0" w:type="dxa"/>
-            <w:bottom w:w="0" w:type="dxa"/>
-          </w:tblCellMar>
-        </w:tblPrEx>
         <w:trPr>
           <w:trHeight w:val="227"/>
         </w:trPr>
@@ -980,12 +932,6 @@
         </w:tc>
       </w:tr>
       <w:tr>
-        <w:tblPrEx>
-          <w:tblCellMar>
-            <w:top w:w="0" w:type="dxa"/>
-            <w:bottom w:w="0" w:type="dxa"/>
-          </w:tblCellMar>
-        </w:tblPrEx>
         <w:trPr>
           <w:trHeight w:val="227"/>
         </w:trPr>
@@ -1158,12 +1104,6 @@
         </w:tc>
       </w:tr>
       <w:tr>
-        <w:tblPrEx>
-          <w:tblCellMar>
-            <w:top w:w="0" w:type="dxa"/>
-            <w:bottom w:w="0" w:type="dxa"/>
-          </w:tblCellMar>
-        </w:tblPrEx>
         <w:trPr>
           <w:trHeight w:val="227"/>
         </w:trPr>
@@ -1244,12 +1184,6 @@
         </w:tc>
       </w:tr>
       <w:tr>
-        <w:tblPrEx>
-          <w:tblCellMar>
-            <w:top w:w="0" w:type="dxa"/>
-            <w:bottom w:w="0" w:type="dxa"/>
-          </w:tblCellMar>
-        </w:tblPrEx>
         <w:trPr>
           <w:trHeight w:val="227"/>
         </w:trPr>
@@ -1400,7 +1334,13 @@
         <w:rPr>
           <w:color w:val="1E1E2E"/>
         </w:rPr>
-        <w:t>Lab 1 badaliśmy granice uwagi,</w:t>
+        <w:t>zajęciach</w:t>
+      </w:r>
+      <w:r>
+        <w:rPr>
+          <w:color w:val="1E1E2E"/>
+        </w:rPr>
+        <w:t xml:space="preserve"> 1 badaliśmy granice uwagi,</w:t>
       </w:r>
       <w:r>
         <w:rPr>
@@ -1412,7 +1352,13 @@
         <w:rPr>
           <w:color w:val="1E1E2E"/>
         </w:rPr>
-        <w:t xml:space="preserve">Lab 2 </w:t>
+        <w:t>zajęciach</w:t>
+      </w:r>
+      <w:r>
+        <w:rPr>
+          <w:color w:val="1E1E2E"/>
+        </w:rPr>
+        <w:t xml:space="preserve"> 2 </w:t>
       </w:r>
       <w:r>
         <w:rPr>
@@ -1657,12 +1603,6 @@
         <w:gridCol w:w="9910"/>
       </w:tblGrid>
       <w:tr>
-        <w:tblPrEx>
-          <w:tblCellMar>
-            <w:top w:w="0" w:type="dxa"/>
-            <w:bottom w:w="0" w:type="dxa"/>
-          </w:tblCellMar>
-        </w:tblPrEx>
         <w:tc>
           <w:tcPr>
             <w:tcW w:w="9910" w:type="dxa"/>
@@ -1682,7 +1622,7 @@
           </w:tcPr>
           <w:p>
             <w:pPr>
-              <w:spacing w:after="0"/>
+              <w:spacing w:after="0" w:line="200" w:lineRule="exact"/>
             </w:pPr>
             <w:r>
               <w:rPr>
@@ -1692,7 +1632,7 @@
                 <w:color w:val="FFFFFF"/>
                 <w:szCs w:val="23"/>
               </w:rPr>
-              <w:t xml:space="preserve">Cele kształcenia (KRK </w:t>
+              <w:t>Cele kształ</w:t>
             </w:r>
             <w:r>
               <w:rPr>
@@ -1702,7 +1642,7 @@
                 <w:color w:val="FFFFFF"/>
                 <w:szCs w:val="23"/>
               </w:rPr>
-              <w:t>-</w:t>
+              <w:t>cenia (KRK</w:t>
             </w:r>
             <w:r>
               <w:rPr>
@@ -1712,18 +1652,12 @@
                 <w:color w:val="FFFFFF"/>
                 <w:szCs w:val="23"/>
               </w:rPr>
-              <w:t xml:space="preserve"> poziom 6. EQF)</w:t>
+              <w:t>)</w:t>
             </w:r>
           </w:p>
         </w:tc>
       </w:tr>
       <w:tr>
-        <w:tblPrEx>
-          <w:tblCellMar>
-            <w:top w:w="0" w:type="dxa"/>
-            <w:bottom w:w="0" w:type="dxa"/>
-          </w:tblCellMar>
-        </w:tblPrEx>
         <w:tc>
           <w:tcPr>
             <w:tcW w:w="9910" w:type="dxa"/>
@@ -1746,7 +1680,8 @@
               <w:spacing w:after="60" w:line="240" w:lineRule="auto"/>
               <w:rPr>
                 <w:rFonts w:ascii="Amble LtCn" w:hAnsi="Amble LtCn"/>
-                <w:sz w:val="20"/>
+                <w:sz w:val="21"/>
+                <w:szCs w:val="21"/>
               </w:rPr>
             </w:pPr>
             <w:r>
@@ -1754,7 +1689,8 @@
                 <w:rFonts w:ascii="Amble LtCn" w:hAnsi="Amble LtCn"/>
                 <w:b/>
                 <w:color w:val="1E1E2E"/>
-                <w:sz w:val="20"/>
+                <w:sz w:val="21"/>
+                <w:szCs w:val="21"/>
               </w:rPr>
               <w:t>Wiedza</w:t>
             </w:r>
@@ -1762,7 +1698,8 @@
               <w:rPr>
                 <w:rFonts w:ascii="Amble LtCn" w:hAnsi="Amble LtCn"/>
                 <w:color w:val="1E1E2E"/>
-                <w:sz w:val="20"/>
+                <w:sz w:val="21"/>
+                <w:szCs w:val="21"/>
               </w:rPr>
               <w:t>: Student opisuje hipotezę Sapira-Whorfa</w:t>
             </w:r>
@@ -1770,7 +1707,8 @@
               <w:rPr>
                 <w:rFonts w:ascii="Amble LtCn" w:hAnsi="Amble LtCn"/>
                 <w:color w:val="1E1E2E"/>
-                <w:sz w:val="20"/>
+                <w:sz w:val="21"/>
+                <w:szCs w:val="21"/>
               </w:rPr>
               <w:t xml:space="preserve"> w </w:t>
             </w:r>
@@ -1778,7 +1716,8 @@
               <w:rPr>
                 <w:rFonts w:ascii="Amble LtCn" w:hAnsi="Amble LtCn"/>
                 <w:color w:val="1E1E2E"/>
-                <w:sz w:val="20"/>
+                <w:sz w:val="21"/>
+                <w:szCs w:val="21"/>
               </w:rPr>
               <w:t>jej mocnej</w:t>
             </w:r>
@@ -1786,7 +1725,8 @@
               <w:rPr>
                 <w:rFonts w:ascii="Amble LtCn" w:hAnsi="Amble LtCn"/>
                 <w:color w:val="1E1E2E"/>
-                <w:sz w:val="20"/>
+                <w:sz w:val="21"/>
+                <w:szCs w:val="21"/>
               </w:rPr>
               <w:t xml:space="preserve"> i </w:t>
             </w:r>
@@ -1794,7 +1734,8 @@
               <w:rPr>
                 <w:rFonts w:ascii="Amble LtCn" w:hAnsi="Amble LtCn"/>
                 <w:color w:val="1E1E2E"/>
-                <w:sz w:val="20"/>
+                <w:sz w:val="21"/>
+                <w:szCs w:val="21"/>
               </w:rPr>
               <w:t>słabej wersji oraz przedstawia główne dowody empiryczne</w:t>
             </w:r>
@@ -1802,7 +1743,8 @@
               <w:rPr>
                 <w:rFonts w:ascii="Amble LtCn" w:hAnsi="Amble LtCn"/>
                 <w:color w:val="1E1E2E"/>
-                <w:sz w:val="20"/>
+                <w:sz w:val="21"/>
+                <w:szCs w:val="21"/>
               </w:rPr>
               <w:t xml:space="preserve"> za i </w:t>
             </w:r>
@@ -1810,7 +1752,8 @@
               <w:rPr>
                 <w:rFonts w:ascii="Amble LtCn" w:hAnsi="Amble LtCn"/>
                 <w:color w:val="1E1E2E"/>
-                <w:sz w:val="20"/>
+                <w:sz w:val="21"/>
+                <w:szCs w:val="21"/>
               </w:rPr>
               <w:t>przeciw; wyjaśnia mechanizm primingu semantycznego</w:t>
             </w:r>
@@ -1818,7 +1761,8 @@
               <w:rPr>
                 <w:rFonts w:ascii="Amble LtCn" w:hAnsi="Amble LtCn"/>
                 <w:color w:val="1E1E2E"/>
-                <w:sz w:val="20"/>
+                <w:sz w:val="21"/>
+                <w:szCs w:val="21"/>
               </w:rPr>
               <w:t xml:space="preserve"> i </w:t>
             </w:r>
@@ -1826,7 +1770,8 @@
               <w:rPr>
                 <w:rFonts w:ascii="Amble LtCn" w:hAnsi="Amble LtCn"/>
                 <w:color w:val="1E1E2E"/>
-                <w:sz w:val="20"/>
+                <w:sz w:val="21"/>
+                <w:szCs w:val="21"/>
               </w:rPr>
               <w:t>jego powiązanie</w:t>
             </w:r>
@@ -1834,7 +1779,8 @@
               <w:rPr>
                 <w:rFonts w:ascii="Amble LtCn" w:hAnsi="Amble LtCn"/>
                 <w:color w:val="1E1E2E"/>
-                <w:sz w:val="20"/>
+                <w:sz w:val="21"/>
+                <w:szCs w:val="21"/>
               </w:rPr>
               <w:t xml:space="preserve"> z </w:t>
             </w:r>
@@ -1842,19 +1788,19 @@
               <w:rPr>
                 <w:rFonts w:ascii="Amble LtCn" w:hAnsi="Amble LtCn"/>
                 <w:color w:val="1E1E2E"/>
-                <w:sz w:val="20"/>
+                <w:sz w:val="21"/>
+                <w:szCs w:val="21"/>
               </w:rPr>
               <w:t>sieciowym modelem pamięci semantycznej; opisuje paradygmat kategoryzacji kolorów jako narzędzie badania relatywizmu językowego.</w:t>
             </w:r>
-            <w:bookmarkStart w:id="0" w:name="_GoBack"/>
-            <w:bookmarkEnd w:id="0"/>
           </w:p>
           <w:p>
             <w:pPr>
               <w:spacing w:after="60" w:line="240" w:lineRule="auto"/>
               <w:rPr>
                 <w:rFonts w:ascii="Amble LtCn" w:hAnsi="Amble LtCn"/>
-                <w:sz w:val="20"/>
+                <w:sz w:val="21"/>
+                <w:szCs w:val="21"/>
               </w:rPr>
             </w:pPr>
             <w:r>
@@ -1862,7 +1808,8 @@
                 <w:rFonts w:ascii="Amble LtCn" w:hAnsi="Amble LtCn"/>
                 <w:b/>
                 <w:color w:val="1E1E2E"/>
-                <w:sz w:val="20"/>
+                <w:sz w:val="21"/>
+                <w:szCs w:val="21"/>
               </w:rPr>
               <w:t>Umiejętności</w:t>
             </w:r>
@@ -1870,7 +1817,8 @@
               <w:rPr>
                 <w:rFonts w:ascii="Amble LtCn" w:hAnsi="Amble LtCn"/>
                 <w:color w:val="1E1E2E"/>
-                <w:sz w:val="20"/>
+                <w:sz w:val="21"/>
+                <w:szCs w:val="21"/>
               </w:rPr>
               <w:t>: Student oblicza wskaźniki primingu (różnica</w:t>
             </w:r>
@@ -1878,7 +1826,8 @@
               <w:rPr>
                 <w:rFonts w:ascii="Amble LtCn" w:hAnsi="Amble LtCn"/>
                 <w:color w:val="1E1E2E"/>
-                <w:sz w:val="20"/>
+                <w:sz w:val="21"/>
+                <w:szCs w:val="21"/>
               </w:rPr>
               <w:t xml:space="preserve"> RT </w:t>
             </w:r>
@@ -1886,7 +1835,8 @@
               <w:rPr>
                 <w:rFonts w:ascii="Amble LtCn" w:hAnsi="Amble LtCn"/>
                 <w:color w:val="1E1E2E"/>
-                <w:sz w:val="20"/>
+                <w:sz w:val="21"/>
+                <w:szCs w:val="21"/>
               </w:rPr>
               <w:t>prime powiązany</w:t>
             </w:r>
@@ -1894,7 +1844,8 @@
               <w:rPr>
                 <w:rFonts w:ascii="Amble LtCn" w:hAnsi="Amble LtCn"/>
                 <w:color w:val="1E1E2E"/>
-                <w:sz w:val="20"/>
+                <w:sz w:val="21"/>
+                <w:szCs w:val="21"/>
               </w:rPr>
               <w:t xml:space="preserve"> vs </w:t>
             </w:r>
@@ -1902,7 +1853,8 @@
               <w:rPr>
                 <w:rFonts w:ascii="Amble LtCn" w:hAnsi="Amble LtCn"/>
                 <w:color w:val="1E1E2E"/>
-                <w:sz w:val="20"/>
+                <w:sz w:val="21"/>
+                <w:szCs w:val="21"/>
               </w:rPr>
               <w:t>niepowiązany), tworzy</w:t>
             </w:r>
@@ -1910,7 +1862,8 @@
               <w:rPr>
                 <w:rFonts w:ascii="Amble LtCn" w:hAnsi="Amble LtCn"/>
                 <w:color w:val="1E1E2E"/>
-                <w:sz w:val="20"/>
+                <w:sz w:val="21"/>
+                <w:szCs w:val="21"/>
               </w:rPr>
               <w:t xml:space="preserve"> i </w:t>
             </w:r>
@@ -1918,7 +1871,8 @@
               <w:rPr>
                 <w:rFonts w:ascii="Amble LtCn" w:hAnsi="Amble LtCn"/>
                 <w:color w:val="1E1E2E"/>
-                <w:sz w:val="20"/>
+                <w:sz w:val="21"/>
+                <w:szCs w:val="21"/>
               </w:rPr>
               <w:t>interpretuje macierz podobieństwa semantycznego</w:t>
             </w:r>
@@ -1926,7 +1880,8 @@
               <w:rPr>
                 <w:rFonts w:ascii="Amble LtCn" w:hAnsi="Amble LtCn"/>
                 <w:color w:val="1E1E2E"/>
-                <w:sz w:val="20"/>
+                <w:sz w:val="21"/>
+                <w:szCs w:val="21"/>
               </w:rPr>
               <w:t xml:space="preserve"> na </w:t>
             </w:r>
@@ -1934,7 +1889,8 @@
               <w:rPr>
                 <w:rFonts w:ascii="Amble LtCn" w:hAnsi="Amble LtCn"/>
                 <w:color w:val="1E1E2E"/>
-                <w:sz w:val="20"/>
+                <w:sz w:val="21"/>
+                <w:szCs w:val="21"/>
               </w:rPr>
               <w:t>podstawie danych</w:t>
             </w:r>
@@ -1942,7 +1898,8 @@
               <w:rPr>
                 <w:rFonts w:ascii="Amble LtCn" w:hAnsi="Amble LtCn"/>
                 <w:color w:val="1E1E2E"/>
-                <w:sz w:val="20"/>
+                <w:sz w:val="21"/>
+                <w:szCs w:val="21"/>
               </w:rPr>
               <w:t xml:space="preserve"> z </w:t>
             </w:r>
@@ -1950,7 +1907,8 @@
               <w:rPr>
                 <w:rFonts w:ascii="Amble LtCn" w:hAnsi="Amble LtCn"/>
                 <w:color w:val="1E1E2E"/>
-                <w:sz w:val="20"/>
+                <w:sz w:val="21"/>
+                <w:szCs w:val="21"/>
               </w:rPr>
               <w:t>sortowania, analizuje dane</w:t>
             </w:r>
@@ -1958,7 +1916,8 @@
               <w:rPr>
                 <w:rFonts w:ascii="Amble LtCn" w:hAnsi="Amble LtCn"/>
                 <w:color w:val="1E1E2E"/>
-                <w:sz w:val="20"/>
+                <w:sz w:val="21"/>
+                <w:szCs w:val="21"/>
               </w:rPr>
               <w:t xml:space="preserve"> RT w </w:t>
             </w:r>
@@ -1966,7 +1925,8 @@
               <w:rPr>
                 <w:rFonts w:ascii="Amble LtCn" w:hAnsi="Amble LtCn"/>
                 <w:color w:val="1E1E2E"/>
-                <w:sz w:val="20"/>
+                <w:sz w:val="21"/>
+                <w:szCs w:val="21"/>
               </w:rPr>
               <w:t>zadaniu kategoryzacji kolorów</w:t>
             </w:r>
@@ -1974,7 +1934,8 @@
               <w:rPr>
                 <w:rFonts w:ascii="Amble LtCn" w:hAnsi="Amble LtCn"/>
                 <w:color w:val="1E1E2E"/>
-                <w:sz w:val="20"/>
+                <w:sz w:val="21"/>
+                <w:szCs w:val="21"/>
               </w:rPr>
               <w:t xml:space="preserve"> i </w:t>
             </w:r>
@@ -1982,7 +1943,8 @@
               <w:rPr>
                 <w:rFonts w:ascii="Amble LtCn" w:hAnsi="Amble LtCn"/>
                 <w:color w:val="1E1E2E"/>
-                <w:sz w:val="20"/>
+                <w:sz w:val="21"/>
+                <w:szCs w:val="21"/>
               </w:rPr>
               <w:t>stawia hipotezy</w:t>
             </w:r>
@@ -1990,7 +1952,8 @@
               <w:rPr>
                 <w:rFonts w:ascii="Amble LtCn" w:hAnsi="Amble LtCn"/>
                 <w:color w:val="1E1E2E"/>
-                <w:sz w:val="20"/>
+                <w:sz w:val="21"/>
+                <w:szCs w:val="21"/>
               </w:rPr>
               <w:t xml:space="preserve"> o </w:t>
             </w:r>
@@ -1998,7 +1961,8 @@
               <w:rPr>
                 <w:rFonts w:ascii="Amble LtCn" w:hAnsi="Amble LtCn"/>
                 <w:color w:val="1E1E2E"/>
-                <w:sz w:val="20"/>
+                <w:sz w:val="21"/>
+                <w:szCs w:val="21"/>
               </w:rPr>
               <w:t>wpływie języka</w:t>
             </w:r>
@@ -2006,7 +1970,8 @@
               <w:rPr>
                 <w:rFonts w:ascii="Amble LtCn" w:hAnsi="Amble LtCn"/>
                 <w:color w:val="1E1E2E"/>
-                <w:sz w:val="20"/>
+                <w:sz w:val="21"/>
+                <w:szCs w:val="21"/>
               </w:rPr>
               <w:t xml:space="preserve"> na </w:t>
             </w:r>
@@ -2014,7 +1979,8 @@
               <w:rPr>
                 <w:rFonts w:ascii="Amble LtCn" w:hAnsi="Amble LtCn"/>
                 <w:color w:val="1E1E2E"/>
-                <w:sz w:val="20"/>
+                <w:sz w:val="21"/>
+                <w:szCs w:val="21"/>
               </w:rPr>
               <w:t>percepcję.</w:t>
             </w:r>
@@ -2028,7 +1994,8 @@
                 <w:rFonts w:ascii="Amble LtCn" w:hAnsi="Amble LtCn"/>
                 <w:b/>
                 <w:color w:val="1E1E2E"/>
-                <w:sz w:val="20"/>
+                <w:sz w:val="21"/>
+                <w:szCs w:val="21"/>
               </w:rPr>
               <w:t>Kompetencje społeczne</w:t>
             </w:r>
@@ -2036,7 +2003,8 @@
               <w:rPr>
                 <w:rFonts w:ascii="Amble LtCn" w:hAnsi="Amble LtCn"/>
                 <w:color w:val="1E1E2E"/>
-                <w:sz w:val="20"/>
+                <w:sz w:val="21"/>
+                <w:szCs w:val="21"/>
               </w:rPr>
               <w:t>: Student krytycznie ocenia granice wnioskowania przyczynowego</w:t>
             </w:r>
@@ -2044,7 +2012,8 @@
               <w:rPr>
                 <w:rFonts w:ascii="Amble LtCn" w:hAnsi="Amble LtCn"/>
                 <w:color w:val="1E1E2E"/>
-                <w:sz w:val="20"/>
+                <w:sz w:val="21"/>
+                <w:szCs w:val="21"/>
               </w:rPr>
               <w:t xml:space="preserve"> w </w:t>
             </w:r>
@@ -2052,7 +2021,8 @@
               <w:rPr>
                 <w:rFonts w:ascii="Amble LtCn" w:hAnsi="Amble LtCn"/>
                 <w:color w:val="1E1E2E"/>
-                <w:sz w:val="20"/>
+                <w:sz w:val="21"/>
+                <w:szCs w:val="21"/>
               </w:rPr>
               <w:t>badaniach międzyjęzykowych, rozróżnia efekty językowe</w:t>
             </w:r>
@@ -2060,7 +2030,8 @@
               <w:rPr>
                 <w:rFonts w:ascii="Amble LtCn" w:hAnsi="Amble LtCn"/>
                 <w:color w:val="1E1E2E"/>
-                <w:sz w:val="20"/>
+                <w:sz w:val="21"/>
+                <w:szCs w:val="21"/>
               </w:rPr>
               <w:t xml:space="preserve"> od </w:t>
             </w:r>
@@ -2068,7 +2039,8 @@
               <w:rPr>
                 <w:rFonts w:ascii="Amble LtCn" w:hAnsi="Amble LtCn"/>
                 <w:color w:val="1E1E2E"/>
-                <w:sz w:val="20"/>
+                <w:sz w:val="21"/>
+                <w:szCs w:val="21"/>
               </w:rPr>
               <w:t>percepcyjnych</w:t>
             </w:r>
@@ -2076,7 +2048,8 @@
               <w:rPr>
                 <w:rFonts w:ascii="Amble LtCn" w:hAnsi="Amble LtCn"/>
                 <w:color w:val="1E1E2E"/>
-                <w:sz w:val="20"/>
+                <w:sz w:val="21"/>
+                <w:szCs w:val="21"/>
               </w:rPr>
               <w:t xml:space="preserve"> w </w:t>
             </w:r>
@@ -2084,7 +2057,8 @@
               <w:rPr>
                 <w:rFonts w:ascii="Amble LtCn" w:hAnsi="Amble LtCn"/>
                 <w:color w:val="1E1E2E"/>
-                <w:sz w:val="20"/>
+                <w:sz w:val="21"/>
+                <w:szCs w:val="21"/>
               </w:rPr>
               <w:t>danych RT, konstruktywnie dyskutuje wyniki</w:t>
             </w:r>
@@ -2092,7 +2066,8 @@
               <w:rPr>
                 <w:rFonts w:ascii="Amble LtCn" w:hAnsi="Amble LtCn"/>
                 <w:color w:val="1E1E2E"/>
-                <w:sz w:val="20"/>
+                <w:sz w:val="21"/>
+                <w:szCs w:val="21"/>
               </w:rPr>
               <w:t xml:space="preserve"> na </w:t>
             </w:r>
@@ -2100,7 +2075,8 @@
               <w:rPr>
                 <w:rFonts w:ascii="Amble LtCn" w:hAnsi="Amble LtCn"/>
                 <w:color w:val="1E1E2E"/>
-                <w:sz w:val="20"/>
+                <w:sz w:val="21"/>
+                <w:szCs w:val="21"/>
               </w:rPr>
               <w:t>forum grupy.</w:t>
             </w:r>
@@ -2120,13 +2096,7 @@
         <w:t xml:space="preserve"> z </w:t>
       </w:r>
       <w:r>
-        <w:t>Lab 1</w:t>
-      </w:r>
-      <w:r>
-        <w:t xml:space="preserve"> i </w:t>
-      </w:r>
-      <w:r>
-        <w:t>Lab 2</w:t>
+        <w:t>poprzednimi zajęciami</w:t>
       </w:r>
     </w:p>
     <w:p>
@@ -2134,7 +2104,13 @@
         <w:spacing w:after="60"/>
       </w:pPr>
       <w:r>
-        <w:t>Na Lab 1 obserwowaliśmy efekt Stroopa,</w:t>
+        <w:t xml:space="preserve">Na </w:t>
+      </w:r>
+      <w:r>
+        <w:t>zajęciach</w:t>
+      </w:r>
+      <w:r>
+        <w:t xml:space="preserve"> 1 obserwowaliśmy efekt Stroopa,</w:t>
       </w:r>
       <w:r>
         <w:t xml:space="preserve"> w </w:t>
@@ -2152,7 +2128,10 @@
         <w:t xml:space="preserve"> Na </w:t>
       </w:r>
       <w:r>
-        <w:t>Lab 2 analizowaliśmy komponent N400 jako miarę trudności integracji semantycznej. Dziś pytamy</w:t>
+        <w:t>zajęciach</w:t>
+      </w:r>
+      <w:r>
+        <w:t xml:space="preserve"> 2 analizowaliśmy komponent N400 jako miarę trudności integracji semantycznej. Dziś pytamy</w:t>
       </w:r>
       <w:r>
         <w:t xml:space="preserve"> o </w:t>
@@ -2164,7 +2143,10 @@
         <w:t xml:space="preserve"> z </w:t>
       </w:r>
       <w:r>
-        <w:t>Lab 1 będzie</w:t>
+        <w:t>zajęć</w:t>
+      </w:r>
+      <w:r>
+        <w:t xml:space="preserve"> 1 będzie</w:t>
       </w:r>
       <w:r>
         <w:t xml:space="preserve"> tu </w:t>
@@ -2210,12 +2192,6 @@
         <w:gridCol w:w="6415"/>
       </w:tblGrid>
       <w:tr>
-        <w:tblPrEx>
-          <w:tblCellMar>
-            <w:top w:w="0" w:type="dxa"/>
-            <w:bottom w:w="0" w:type="dxa"/>
-          </w:tblCellMar>
-        </w:tblPrEx>
         <w:trPr>
           <w:trHeight w:val="227"/>
           <w:tblHeader/>
@@ -2327,12 +2303,6 @@
         </w:tc>
       </w:tr>
       <w:tr>
-        <w:tblPrEx>
-          <w:tblCellMar>
-            <w:top w:w="0" w:type="dxa"/>
-            <w:bottom w:w="0" w:type="dxa"/>
-          </w:tblCellMar>
-        </w:tblPrEx>
         <w:trPr>
           <w:trHeight w:val="170"/>
         </w:trPr>
@@ -2491,12 +2461,6 @@
         </w:tc>
       </w:tr>
       <w:tr>
-        <w:tblPrEx>
-          <w:tblCellMar>
-            <w:top w:w="0" w:type="dxa"/>
-            <w:bottom w:w="0" w:type="dxa"/>
-          </w:tblCellMar>
-        </w:tblPrEx>
         <w:trPr>
           <w:trHeight w:val="170"/>
         </w:trPr>
@@ -2619,12 +2583,6 @@
         </w:tc>
       </w:tr>
       <w:tr>
-        <w:tblPrEx>
-          <w:tblCellMar>
-            <w:top w:w="0" w:type="dxa"/>
-            <w:bottom w:w="0" w:type="dxa"/>
-          </w:tblCellMar>
-        </w:tblPrEx>
         <w:trPr>
           <w:trHeight w:val="170"/>
         </w:trPr>
@@ -2801,12 +2759,6 @@
         </w:tc>
       </w:tr>
       <w:tr>
-        <w:tblPrEx>
-          <w:tblCellMar>
-            <w:top w:w="0" w:type="dxa"/>
-            <w:bottom w:w="0" w:type="dxa"/>
-          </w:tblCellMar>
-        </w:tblPrEx>
         <w:trPr>
           <w:trHeight w:val="170"/>
         </w:trPr>
@@ -2947,12 +2899,6 @@
         </w:tc>
       </w:tr>
       <w:tr>
-        <w:tblPrEx>
-          <w:tblCellMar>
-            <w:top w:w="0" w:type="dxa"/>
-            <w:bottom w:w="0" w:type="dxa"/>
-          </w:tblCellMar>
-        </w:tblPrEx>
         <w:trPr>
           <w:trHeight w:val="170"/>
         </w:trPr>
@@ -3111,12 +3057,6 @@
         </w:tc>
       </w:tr>
       <w:tr>
-        <w:tblPrEx>
-          <w:tblCellMar>
-            <w:top w:w="0" w:type="dxa"/>
-            <w:bottom w:w="0" w:type="dxa"/>
-          </w:tblCellMar>
-        </w:tblPrEx>
         <w:trPr>
           <w:trHeight w:val="170"/>
         </w:trPr>
@@ -3257,12 +3197,6 @@
         </w:tc>
       </w:tr>
       <w:tr>
-        <w:tblPrEx>
-          <w:tblCellMar>
-            <w:top w:w="0" w:type="dxa"/>
-            <w:bottom w:w="0" w:type="dxa"/>
-          </w:tblCellMar>
-        </w:tblPrEx>
         <w:trPr>
           <w:trHeight w:val="170"/>
         </w:trPr>
@@ -3432,12 +3366,6 @@
         <w:gridCol w:w="9910"/>
       </w:tblGrid>
       <w:tr>
-        <w:tblPrEx>
-          <w:tblCellMar>
-            <w:top w:w="0" w:type="dxa"/>
-            <w:bottom w:w="0" w:type="dxa"/>
-          </w:tblCellMar>
-        </w:tblPrEx>
         <w:tc>
           <w:tcPr>
             <w:tcW w:w="9910" w:type="dxa"/>
@@ -3473,12 +3401,6 @@
         </w:tc>
       </w:tr>
       <w:tr>
-        <w:tblPrEx>
-          <w:tblCellMar>
-            <w:top w:w="0" w:type="dxa"/>
-            <w:bottom w:w="0" w:type="dxa"/>
-          </w:tblCellMar>
-        </w:tblPrEx>
         <w:tc>
           <w:tcPr>
             <w:tcW w:w="9910" w:type="dxa"/>
@@ -4936,6 +4858,12 @@
           <w:color w:val="1E1E2E"/>
         </w:rPr>
         <w:t>mechanizmem supresji pośredniej konkurencji.</w:t>
+      </w:r>
+      <w:r>
+        <w:rPr>
+          <w:color w:val="1E1E2E"/>
+        </w:rPr>
+        <w:t xml:space="preserve"> Priming określa się również mianem torowania.</w:t>
       </w:r>
     </w:p>
     <w:p>
@@ -5416,12 +5344,6 @@
         <w:gridCol w:w="9910"/>
       </w:tblGrid>
       <w:tr>
-        <w:tblPrEx>
-          <w:tblCellMar>
-            <w:top w:w="0" w:type="dxa"/>
-            <w:bottom w:w="0" w:type="dxa"/>
-          </w:tblCellMar>
-        </w:tblPrEx>
         <w:trPr>
           <w:trHeight w:val="170"/>
         </w:trPr>
@@ -5480,12 +5402,6 @@
         </w:tc>
       </w:tr>
       <w:tr>
-        <w:tblPrEx>
-          <w:tblCellMar>
-            <w:top w:w="0" w:type="dxa"/>
-            <w:bottom w:w="0" w:type="dxa"/>
-          </w:tblCellMar>
-        </w:tblPrEx>
         <w:tc>
           <w:tcPr>
             <w:tcW w:w="9910" w:type="dxa"/>
@@ -5822,12 +5738,6 @@
         <w:gridCol w:w="2410"/>
       </w:tblGrid>
       <w:tr>
-        <w:tblPrEx>
-          <w:tblCellMar>
-            <w:top w:w="0" w:type="dxa"/>
-            <w:bottom w:w="0" w:type="dxa"/>
-          </w:tblCellMar>
-        </w:tblPrEx>
         <w:trPr>
           <w:trHeight w:val="113"/>
           <w:tblHeader/>
@@ -6028,12 +5938,6 @@
         </w:tc>
       </w:tr>
       <w:tr>
-        <w:tblPrEx>
-          <w:tblCellMar>
-            <w:top w:w="0" w:type="dxa"/>
-            <w:bottom w:w="0" w:type="dxa"/>
-          </w:tblCellMar>
-        </w:tblPrEx>
         <w:tc>
           <w:tcPr>
             <w:tcW w:w="2684" w:type="dxa"/>
@@ -6205,12 +6109,6 @@
         </w:tc>
       </w:tr>
       <w:tr>
-        <w:tblPrEx>
-          <w:tblCellMar>
-            <w:top w:w="0" w:type="dxa"/>
-            <w:bottom w:w="0" w:type="dxa"/>
-          </w:tblCellMar>
-        </w:tblPrEx>
         <w:tc>
           <w:tcPr>
             <w:tcW w:w="2684" w:type="dxa"/>
@@ -6382,12 +6280,6 @@
         </w:tc>
       </w:tr>
       <w:tr>
-        <w:tblPrEx>
-          <w:tblCellMar>
-            <w:top w:w="0" w:type="dxa"/>
-            <w:bottom w:w="0" w:type="dxa"/>
-          </w:tblCellMar>
-        </w:tblPrEx>
         <w:tc>
           <w:tcPr>
             <w:tcW w:w="2684" w:type="dxa"/>
@@ -6559,12 +6451,6 @@
         </w:tc>
       </w:tr>
       <w:tr>
-        <w:tblPrEx>
-          <w:tblCellMar>
-            <w:top w:w="0" w:type="dxa"/>
-            <w:bottom w:w="0" w:type="dxa"/>
-          </w:tblCellMar>
-        </w:tblPrEx>
         <w:tc>
           <w:tcPr>
             <w:tcW w:w="2684" w:type="dxa"/>
@@ -6736,12 +6622,6 @@
         </w:tc>
       </w:tr>
       <w:tr>
-        <w:tblPrEx>
-          <w:tblCellMar>
-            <w:top w:w="0" w:type="dxa"/>
-            <w:bottom w:w="0" w:type="dxa"/>
-          </w:tblCellMar>
-        </w:tblPrEx>
         <w:tc>
           <w:tcPr>
             <w:tcW w:w="2684" w:type="dxa"/>
@@ -6922,12 +6802,6 @@
         </w:tc>
       </w:tr>
       <w:tr>
-        <w:tblPrEx>
-          <w:tblCellMar>
-            <w:top w:w="0" w:type="dxa"/>
-            <w:bottom w:w="0" w:type="dxa"/>
-          </w:tblCellMar>
-        </w:tblPrEx>
         <w:tc>
           <w:tcPr>
             <w:tcW w:w="2684" w:type="dxa"/>
@@ -7108,12 +6982,6 @@
         </w:tc>
       </w:tr>
       <w:tr>
-        <w:tblPrEx>
-          <w:tblCellMar>
-            <w:top w:w="0" w:type="dxa"/>
-            <w:bottom w:w="0" w:type="dxa"/>
-          </w:tblCellMar>
-        </w:tblPrEx>
         <w:tc>
           <w:tcPr>
             <w:tcW w:w="2684" w:type="dxa"/>
@@ -7285,12 +7153,6 @@
         </w:tc>
       </w:tr>
       <w:tr>
-        <w:tblPrEx>
-          <w:tblCellMar>
-            <w:top w:w="0" w:type="dxa"/>
-            <w:bottom w:w="0" w:type="dxa"/>
-          </w:tblCellMar>
-        </w:tblPrEx>
         <w:tc>
           <w:tcPr>
             <w:tcW w:w="2684" w:type="dxa"/>
@@ -7462,12 +7324,6 @@
         </w:tc>
       </w:tr>
       <w:tr>
-        <w:tblPrEx>
-          <w:tblCellMar>
-            <w:top w:w="0" w:type="dxa"/>
-            <w:bottom w:w="0" w:type="dxa"/>
-          </w:tblCellMar>
-        </w:tblPrEx>
         <w:tc>
           <w:tcPr>
             <w:tcW w:w="2684" w:type="dxa"/>
@@ -7639,12 +7495,6 @@
         </w:tc>
       </w:tr>
       <w:tr>
-        <w:tblPrEx>
-          <w:tblCellMar>
-            <w:top w:w="0" w:type="dxa"/>
-            <w:bottom w:w="0" w:type="dxa"/>
-          </w:tblCellMar>
-        </w:tblPrEx>
         <w:tc>
           <w:tcPr>
             <w:tcW w:w="2684" w:type="dxa"/>
@@ -7816,12 +7666,6 @@
         </w:tc>
       </w:tr>
       <w:tr>
-        <w:tblPrEx>
-          <w:tblCellMar>
-            <w:top w:w="0" w:type="dxa"/>
-            <w:bottom w:w="0" w:type="dxa"/>
-          </w:tblCellMar>
-        </w:tblPrEx>
         <w:tc>
           <w:tcPr>
             <w:tcW w:w="2684" w:type="dxa"/>
@@ -7993,12 +7837,6 @@
         </w:tc>
       </w:tr>
       <w:tr>
-        <w:tblPrEx>
-          <w:tblCellMar>
-            <w:top w:w="0" w:type="dxa"/>
-            <w:bottom w:w="0" w:type="dxa"/>
-          </w:tblCellMar>
-        </w:tblPrEx>
         <w:tc>
           <w:tcPr>
             <w:tcW w:w="2684" w:type="dxa"/>
@@ -8170,12 +8008,6 @@
         </w:tc>
       </w:tr>
       <w:tr>
-        <w:tblPrEx>
-          <w:tblCellMar>
-            <w:top w:w="0" w:type="dxa"/>
-            <w:bottom w:w="0" w:type="dxa"/>
-          </w:tblCellMar>
-        </w:tblPrEx>
         <w:tc>
           <w:tcPr>
             <w:tcW w:w="2684" w:type="dxa"/>
@@ -8347,12 +8179,6 @@
         </w:tc>
       </w:tr>
       <w:tr>
-        <w:tblPrEx>
-          <w:tblCellMar>
-            <w:top w:w="0" w:type="dxa"/>
-            <w:bottom w:w="0" w:type="dxa"/>
-          </w:tblCellMar>
-        </w:tblPrEx>
         <w:tc>
           <w:tcPr>
             <w:tcW w:w="2684" w:type="dxa"/>
@@ -8524,12 +8350,6 @@
         </w:tc>
       </w:tr>
       <w:tr>
-        <w:tblPrEx>
-          <w:tblCellMar>
-            <w:top w:w="0" w:type="dxa"/>
-            <w:bottom w:w="0" w:type="dxa"/>
-          </w:tblCellMar>
-        </w:tblPrEx>
         <w:tc>
           <w:tcPr>
             <w:tcW w:w="2684" w:type="dxa"/>
@@ -8701,12 +8521,6 @@
         </w:tc>
       </w:tr>
       <w:tr>
-        <w:tblPrEx>
-          <w:tblCellMar>
-            <w:top w:w="0" w:type="dxa"/>
-            <w:bottom w:w="0" w:type="dxa"/>
-          </w:tblCellMar>
-        </w:tblPrEx>
         <w:tc>
           <w:tcPr>
             <w:tcW w:w="2684" w:type="dxa"/>
@@ -8878,12 +8692,6 @@
         </w:tc>
       </w:tr>
       <w:tr>
-        <w:tblPrEx>
-          <w:tblCellMar>
-            <w:top w:w="0" w:type="dxa"/>
-            <w:bottom w:w="0" w:type="dxa"/>
-          </w:tblCellMar>
-        </w:tblPrEx>
         <w:tc>
           <w:tcPr>
             <w:tcW w:w="2684" w:type="dxa"/>
@@ -9055,12 +8863,6 @@
         </w:tc>
       </w:tr>
       <w:tr>
-        <w:tblPrEx>
-          <w:tblCellMar>
-            <w:top w:w="0" w:type="dxa"/>
-            <w:bottom w:w="0" w:type="dxa"/>
-          </w:tblCellMar>
-        </w:tblPrEx>
         <w:tc>
           <w:tcPr>
             <w:tcW w:w="2684" w:type="dxa"/>
@@ -9232,12 +9034,6 @@
         </w:tc>
       </w:tr>
       <w:tr>
-        <w:tblPrEx>
-          <w:tblCellMar>
-            <w:top w:w="0" w:type="dxa"/>
-            <w:bottom w:w="0" w:type="dxa"/>
-          </w:tblCellMar>
-        </w:tblPrEx>
         <w:tc>
           <w:tcPr>
             <w:tcW w:w="2684" w:type="dxa"/>
@@ -9409,12 +9205,6 @@
         </w:tc>
       </w:tr>
       <w:tr>
-        <w:tblPrEx>
-          <w:tblCellMar>
-            <w:top w:w="0" w:type="dxa"/>
-            <w:bottom w:w="0" w:type="dxa"/>
-          </w:tblCellMar>
-        </w:tblPrEx>
         <w:tc>
           <w:tcPr>
             <w:tcW w:w="2684" w:type="dxa"/>
@@ -9622,12 +9412,6 @@
         <w:gridCol w:w="9581"/>
       </w:tblGrid>
       <w:tr>
-        <w:tblPrEx>
-          <w:tblCellMar>
-            <w:top w:w="0" w:type="dxa"/>
-            <w:bottom w:w="0" w:type="dxa"/>
-          </w:tblCellMar>
-        </w:tblPrEx>
         <w:tc>
           <w:tcPr>
             <w:tcW w:w="342" w:type="dxa"/>
@@ -9850,12 +9634,6 @@
         <w:gridCol w:w="9638"/>
       </w:tblGrid>
       <w:tr>
-        <w:tblPrEx>
-          <w:tblCellMar>
-            <w:top w:w="0" w:type="dxa"/>
-            <w:bottom w:w="0" w:type="dxa"/>
-          </w:tblCellMar>
-        </w:tblPrEx>
         <w:tc>
           <w:tcPr>
             <w:tcW w:w="274" w:type="dxa"/>
@@ -10016,12 +9794,6 @@
         <w:gridCol w:w="9638"/>
       </w:tblGrid>
       <w:tr>
-        <w:tblPrEx>
-          <w:tblCellMar>
-            <w:top w:w="0" w:type="dxa"/>
-            <w:bottom w:w="0" w:type="dxa"/>
-          </w:tblCellMar>
-        </w:tblPrEx>
         <w:tc>
           <w:tcPr>
             <w:tcW w:w="274" w:type="dxa"/>
@@ -10209,12 +9981,6 @@
         <w:gridCol w:w="9638"/>
       </w:tblGrid>
       <w:tr>
-        <w:tblPrEx>
-          <w:tblCellMar>
-            <w:top w:w="0" w:type="dxa"/>
-            <w:bottom w:w="0" w:type="dxa"/>
-          </w:tblCellMar>
-        </w:tblPrEx>
         <w:tc>
           <w:tcPr>
             <w:tcW w:w="274" w:type="dxa"/>
@@ -10429,12 +10195,6 @@
         <w:gridCol w:w="9638"/>
       </w:tblGrid>
       <w:tr>
-        <w:tblPrEx>
-          <w:tblCellMar>
-            <w:top w:w="0" w:type="dxa"/>
-            <w:bottom w:w="0" w:type="dxa"/>
-          </w:tblCellMar>
-        </w:tblPrEx>
         <w:tc>
           <w:tcPr>
             <w:tcW w:w="274" w:type="dxa"/>
@@ -10706,12 +10466,6 @@
         <w:gridCol w:w="898"/>
       </w:tblGrid>
       <w:tr>
-        <w:tblPrEx>
-          <w:tblCellMar>
-            <w:top w:w="0" w:type="dxa"/>
-            <w:bottom w:w="0" w:type="dxa"/>
-          </w:tblCellMar>
-        </w:tblPrEx>
         <w:trPr>
           <w:tblHeader/>
         </w:trPr>
@@ -11146,12 +10900,6 @@
         </w:tc>
       </w:tr>
       <w:tr>
-        <w:tblPrEx>
-          <w:tblCellMar>
-            <w:top w:w="0" w:type="dxa"/>
-            <w:bottom w:w="0" w:type="dxa"/>
-          </w:tblCellMar>
-        </w:tblPrEx>
         <w:tc>
           <w:tcPr>
             <w:tcW w:w="901" w:type="dxa"/>
@@ -11562,12 +11310,6 @@
         </w:tc>
       </w:tr>
       <w:tr>
-        <w:tblPrEx>
-          <w:tblCellMar>
-            <w:top w:w="0" w:type="dxa"/>
-            <w:bottom w:w="0" w:type="dxa"/>
-          </w:tblCellMar>
-        </w:tblPrEx>
         <w:tc>
           <w:tcPr>
             <w:tcW w:w="901" w:type="dxa"/>
@@ -11996,12 +11738,6 @@
         </w:tc>
       </w:tr>
       <w:tr>
-        <w:tblPrEx>
-          <w:tblCellMar>
-            <w:top w:w="0" w:type="dxa"/>
-            <w:bottom w:w="0" w:type="dxa"/>
-          </w:tblCellMar>
-        </w:tblPrEx>
         <w:tc>
           <w:tcPr>
             <w:tcW w:w="901" w:type="dxa"/>
@@ -12410,12 +12146,6 @@
         </w:tc>
       </w:tr>
       <w:tr>
-        <w:tblPrEx>
-          <w:tblCellMar>
-            <w:top w:w="0" w:type="dxa"/>
-            <w:bottom w:w="0" w:type="dxa"/>
-          </w:tblCellMar>
-        </w:tblPrEx>
         <w:tc>
           <w:tcPr>
             <w:tcW w:w="901" w:type="dxa"/>
@@ -12826,12 +12556,6 @@
         </w:tc>
       </w:tr>
       <w:tr>
-        <w:tblPrEx>
-          <w:tblCellMar>
-            <w:top w:w="0" w:type="dxa"/>
-            <w:bottom w:w="0" w:type="dxa"/>
-          </w:tblCellMar>
-        </w:tblPrEx>
         <w:tc>
           <w:tcPr>
             <w:tcW w:w="901" w:type="dxa"/>
@@ -13242,12 +12966,6 @@
         </w:tc>
       </w:tr>
       <w:tr>
-        <w:tblPrEx>
-          <w:tblCellMar>
-            <w:top w:w="0" w:type="dxa"/>
-            <w:bottom w:w="0" w:type="dxa"/>
-          </w:tblCellMar>
-        </w:tblPrEx>
         <w:tc>
           <w:tcPr>
             <w:tcW w:w="901" w:type="dxa"/>
@@ -13658,12 +13376,6 @@
         </w:tc>
       </w:tr>
       <w:tr>
-        <w:tblPrEx>
-          <w:tblCellMar>
-            <w:top w:w="0" w:type="dxa"/>
-            <w:bottom w:w="0" w:type="dxa"/>
-          </w:tblCellMar>
-        </w:tblPrEx>
         <w:tc>
           <w:tcPr>
             <w:tcW w:w="901" w:type="dxa"/>
@@ -14076,12 +13788,6 @@
         </w:tc>
       </w:tr>
       <w:tr>
-        <w:tblPrEx>
-          <w:tblCellMar>
-            <w:top w:w="0" w:type="dxa"/>
-            <w:bottom w:w="0" w:type="dxa"/>
-          </w:tblCellMar>
-        </w:tblPrEx>
         <w:tc>
           <w:tcPr>
             <w:tcW w:w="901" w:type="dxa"/>
@@ -14492,12 +14198,6 @@
         </w:tc>
       </w:tr>
       <w:tr>
-        <w:tblPrEx>
-          <w:tblCellMar>
-            <w:top w:w="0" w:type="dxa"/>
-            <w:bottom w:w="0" w:type="dxa"/>
-          </w:tblCellMar>
-        </w:tblPrEx>
         <w:tc>
           <w:tcPr>
             <w:tcW w:w="901" w:type="dxa"/>
@@ -14908,12 +14608,6 @@
         </w:tc>
       </w:tr>
       <w:tr>
-        <w:tblPrEx>
-          <w:tblCellMar>
-            <w:top w:w="0" w:type="dxa"/>
-            <w:bottom w:w="0" w:type="dxa"/>
-          </w:tblCellMar>
-        </w:tblPrEx>
         <w:tc>
           <w:tcPr>
             <w:tcW w:w="901" w:type="dxa"/>
@@ -15399,12 +15093,6 @@
         <w:gridCol w:w="9638"/>
       </w:tblGrid>
       <w:tr>
-        <w:tblPrEx>
-          <w:tblCellMar>
-            <w:top w:w="0" w:type="dxa"/>
-            <w:bottom w:w="0" w:type="dxa"/>
-          </w:tblCellMar>
-        </w:tblPrEx>
         <w:tc>
           <w:tcPr>
             <w:tcW w:w="363" w:type="dxa"/>
@@ -15585,12 +15273,6 @@
         <w:gridCol w:w="9638"/>
       </w:tblGrid>
       <w:tr>
-        <w:tblPrEx>
-          <w:tblCellMar>
-            <w:top w:w="0" w:type="dxa"/>
-            <w:bottom w:w="0" w:type="dxa"/>
-          </w:tblCellMar>
-        </w:tblPrEx>
         <w:tc>
           <w:tcPr>
             <w:tcW w:w="363" w:type="dxa"/>
@@ -15818,12 +15500,6 @@
         <w:gridCol w:w="9638"/>
       </w:tblGrid>
       <w:tr>
-        <w:tblPrEx>
-          <w:tblCellMar>
-            <w:top w:w="0" w:type="dxa"/>
-            <w:bottom w:w="0" w:type="dxa"/>
-          </w:tblCellMar>
-        </w:tblPrEx>
         <w:tc>
           <w:tcPr>
             <w:tcW w:w="363" w:type="dxa"/>
@@ -16029,12 +15705,6 @@
         <w:gridCol w:w="9638"/>
       </w:tblGrid>
       <w:tr>
-        <w:tblPrEx>
-          <w:tblCellMar>
-            <w:top w:w="0" w:type="dxa"/>
-            <w:bottom w:w="0" w:type="dxa"/>
-          </w:tblCellMar>
-        </w:tblPrEx>
         <w:tc>
           <w:tcPr>
             <w:tcW w:w="363" w:type="dxa"/>
@@ -16260,12 +15930,6 @@
         <w:gridCol w:w="9910"/>
       </w:tblGrid>
       <w:tr>
-        <w:tblPrEx>
-          <w:tblCellMar>
-            <w:top w:w="0" w:type="dxa"/>
-            <w:bottom w:w="0" w:type="dxa"/>
-          </w:tblCellMar>
-        </w:tblPrEx>
         <w:tc>
           <w:tcPr>
             <w:tcW w:w="9910" w:type="dxa"/>
@@ -16331,12 +15995,6 @@
         </w:tc>
       </w:tr>
       <w:tr>
-        <w:tblPrEx>
-          <w:tblCellMar>
-            <w:top w:w="0" w:type="dxa"/>
-            <w:bottom w:w="0" w:type="dxa"/>
-          </w:tblCellMar>
-        </w:tblPrEx>
         <w:tc>
           <w:tcPr>
             <w:tcW w:w="9910" w:type="dxa"/>
@@ -16534,12 +16192,6 @@
         <w:gridCol w:w="9497"/>
       </w:tblGrid>
       <w:tr>
-        <w:tblPrEx>
-          <w:tblCellMar>
-            <w:top w:w="0" w:type="dxa"/>
-            <w:bottom w:w="0" w:type="dxa"/>
-          </w:tblCellMar>
-        </w:tblPrEx>
         <w:tc>
           <w:tcPr>
             <w:tcW w:w="397" w:type="dxa"/>
@@ -16747,12 +16399,6 @@
         <w:gridCol w:w="9497"/>
       </w:tblGrid>
       <w:tr>
-        <w:tblPrEx>
-          <w:tblCellMar>
-            <w:top w:w="0" w:type="dxa"/>
-            <w:bottom w:w="0" w:type="dxa"/>
-          </w:tblCellMar>
-        </w:tblPrEx>
         <w:tc>
           <w:tcPr>
             <w:tcW w:w="397" w:type="dxa"/>
@@ -17103,12 +16749,6 @@
         <w:gridCol w:w="9497"/>
       </w:tblGrid>
       <w:tr>
-        <w:tblPrEx>
-          <w:tblCellMar>
-            <w:top w:w="0" w:type="dxa"/>
-            <w:bottom w:w="0" w:type="dxa"/>
-          </w:tblCellMar>
-        </w:tblPrEx>
         <w:tc>
           <w:tcPr>
             <w:tcW w:w="397" w:type="dxa"/>
@@ -17495,12 +17135,6 @@
         <w:gridCol w:w="9497"/>
       </w:tblGrid>
       <w:tr>
-        <w:tblPrEx>
-          <w:tblCellMar>
-            <w:top w:w="0" w:type="dxa"/>
-            <w:bottom w:w="0" w:type="dxa"/>
-          </w:tblCellMar>
-        </w:tblPrEx>
         <w:tc>
           <w:tcPr>
             <w:tcW w:w="416" w:type="dxa"/>
@@ -17714,12 +17348,6 @@
         <w:gridCol w:w="9497"/>
       </w:tblGrid>
       <w:tr>
-        <w:tblPrEx>
-          <w:tblCellMar>
-            <w:top w:w="0" w:type="dxa"/>
-            <w:bottom w:w="0" w:type="dxa"/>
-          </w:tblCellMar>
-        </w:tblPrEx>
         <w:tc>
           <w:tcPr>
             <w:tcW w:w="397" w:type="dxa"/>
@@ -17977,12 +17605,6 @@
         <w:gridCol w:w="1358"/>
       </w:tblGrid>
       <w:tr>
-        <w:tblPrEx>
-          <w:tblCellMar>
-            <w:top w:w="0" w:type="dxa"/>
-            <w:bottom w:w="0" w:type="dxa"/>
-          </w:tblCellMar>
-        </w:tblPrEx>
         <w:trPr>
           <w:tblHeader/>
         </w:trPr>
@@ -18291,12 +17913,6 @@
         </w:tc>
       </w:tr>
       <w:tr>
-        <w:tblPrEx>
-          <w:tblCellMar>
-            <w:top w:w="0" w:type="dxa"/>
-            <w:bottom w:w="0" w:type="dxa"/>
-          </w:tblCellMar>
-        </w:tblPrEx>
         <w:tc>
           <w:tcPr>
             <w:tcW w:w="1056" w:type="dxa"/>
@@ -18564,12 +18180,6 @@
         </w:tc>
       </w:tr>
       <w:tr>
-        <w:tblPrEx>
-          <w:tblCellMar>
-            <w:top w:w="0" w:type="dxa"/>
-            <w:bottom w:w="0" w:type="dxa"/>
-          </w:tblCellMar>
-        </w:tblPrEx>
         <w:tc>
           <w:tcPr>
             <w:tcW w:w="1056" w:type="dxa"/>
@@ -18837,12 +18447,6 @@
         </w:tc>
       </w:tr>
       <w:tr>
-        <w:tblPrEx>
-          <w:tblCellMar>
-            <w:top w:w="0" w:type="dxa"/>
-            <w:bottom w:w="0" w:type="dxa"/>
-          </w:tblCellMar>
-        </w:tblPrEx>
         <w:tc>
           <w:tcPr>
             <w:tcW w:w="1056" w:type="dxa"/>
@@ -19110,12 +18714,6 @@
         </w:tc>
       </w:tr>
       <w:tr>
-        <w:tblPrEx>
-          <w:tblCellMar>
-            <w:top w:w="0" w:type="dxa"/>
-            <w:bottom w:w="0" w:type="dxa"/>
-          </w:tblCellMar>
-        </w:tblPrEx>
         <w:tc>
           <w:tcPr>
             <w:tcW w:w="1056" w:type="dxa"/>
@@ -19383,12 +18981,6 @@
         </w:tc>
       </w:tr>
       <w:tr>
-        <w:tblPrEx>
-          <w:tblCellMar>
-            <w:top w:w="0" w:type="dxa"/>
-            <w:bottom w:w="0" w:type="dxa"/>
-          </w:tblCellMar>
-        </w:tblPrEx>
         <w:tc>
           <w:tcPr>
             <w:tcW w:w="1056" w:type="dxa"/>
@@ -19656,12 +19248,6 @@
         </w:tc>
       </w:tr>
       <w:tr>
-        <w:tblPrEx>
-          <w:tblCellMar>
-            <w:top w:w="0" w:type="dxa"/>
-            <w:bottom w:w="0" w:type="dxa"/>
-          </w:tblCellMar>
-        </w:tblPrEx>
         <w:tc>
           <w:tcPr>
             <w:tcW w:w="1056" w:type="dxa"/>
@@ -19929,12 +19515,6 @@
         </w:tc>
       </w:tr>
       <w:tr>
-        <w:tblPrEx>
-          <w:tblCellMar>
-            <w:top w:w="0" w:type="dxa"/>
-            <w:bottom w:w="0" w:type="dxa"/>
-          </w:tblCellMar>
-        </w:tblPrEx>
         <w:tc>
           <w:tcPr>
             <w:tcW w:w="1056" w:type="dxa"/>
@@ -20202,12 +19782,6 @@
         </w:tc>
       </w:tr>
       <w:tr>
-        <w:tblPrEx>
-          <w:tblCellMar>
-            <w:top w:w="0" w:type="dxa"/>
-            <w:bottom w:w="0" w:type="dxa"/>
-          </w:tblCellMar>
-        </w:tblPrEx>
         <w:tc>
           <w:tcPr>
             <w:tcW w:w="1056" w:type="dxa"/>
@@ -20475,12 +20049,6 @@
         </w:tc>
       </w:tr>
       <w:tr>
-        <w:tblPrEx>
-          <w:tblCellMar>
-            <w:top w:w="0" w:type="dxa"/>
-            <w:bottom w:w="0" w:type="dxa"/>
-          </w:tblCellMar>
-        </w:tblPrEx>
         <w:tc>
           <w:tcPr>
             <w:tcW w:w="1056" w:type="dxa"/>
@@ -20748,12 +20316,6 @@
         </w:tc>
       </w:tr>
       <w:tr>
-        <w:tblPrEx>
-          <w:tblCellMar>
-            <w:top w:w="0" w:type="dxa"/>
-            <w:bottom w:w="0" w:type="dxa"/>
-          </w:tblCellMar>
-        </w:tblPrEx>
         <w:tc>
           <w:tcPr>
             <w:tcW w:w="1056" w:type="dxa"/>
@@ -21021,12 +20583,6 @@
         </w:tc>
       </w:tr>
       <w:tr>
-        <w:tblPrEx>
-          <w:tblCellMar>
-            <w:top w:w="0" w:type="dxa"/>
-            <w:bottom w:w="0" w:type="dxa"/>
-          </w:tblCellMar>
-        </w:tblPrEx>
         <w:tc>
           <w:tcPr>
             <w:tcW w:w="1056" w:type="dxa"/>
@@ -21294,12 +20850,6 @@
         </w:tc>
       </w:tr>
       <w:tr>
-        <w:tblPrEx>
-          <w:tblCellMar>
-            <w:top w:w="0" w:type="dxa"/>
-            <w:bottom w:w="0" w:type="dxa"/>
-          </w:tblCellMar>
-        </w:tblPrEx>
         <w:tc>
           <w:tcPr>
             <w:tcW w:w="1056" w:type="dxa"/>
@@ -21567,12 +21117,6 @@
         </w:tc>
       </w:tr>
       <w:tr>
-        <w:tblPrEx>
-          <w:tblCellMar>
-            <w:top w:w="0" w:type="dxa"/>
-            <w:bottom w:w="0" w:type="dxa"/>
-          </w:tblCellMar>
-        </w:tblPrEx>
         <w:tc>
           <w:tcPr>
             <w:tcW w:w="1056" w:type="dxa"/>
@@ -21840,12 +21384,6 @@
         </w:tc>
       </w:tr>
       <w:tr>
-        <w:tblPrEx>
-          <w:tblCellMar>
-            <w:top w:w="0" w:type="dxa"/>
-            <w:bottom w:w="0" w:type="dxa"/>
-          </w:tblCellMar>
-        </w:tblPrEx>
         <w:tc>
           <w:tcPr>
             <w:tcW w:w="1056" w:type="dxa"/>
@@ -22113,12 +21651,6 @@
         </w:tc>
       </w:tr>
       <w:tr>
-        <w:tblPrEx>
-          <w:tblCellMar>
-            <w:top w:w="0" w:type="dxa"/>
-            <w:bottom w:w="0" w:type="dxa"/>
-          </w:tblCellMar>
-        </w:tblPrEx>
         <w:tc>
           <w:tcPr>
             <w:tcW w:w="1056" w:type="dxa"/>
@@ -22386,12 +21918,6 @@
         </w:tc>
       </w:tr>
       <w:tr>
-        <w:tblPrEx>
-          <w:tblCellMar>
-            <w:top w:w="0" w:type="dxa"/>
-            <w:bottom w:w="0" w:type="dxa"/>
-          </w:tblCellMar>
-        </w:tblPrEx>
         <w:tc>
           <w:tcPr>
             <w:tcW w:w="1056" w:type="dxa"/>
@@ -22659,12 +22185,6 @@
         </w:tc>
       </w:tr>
       <w:tr>
-        <w:tblPrEx>
-          <w:tblCellMar>
-            <w:top w:w="0" w:type="dxa"/>
-            <w:bottom w:w="0" w:type="dxa"/>
-          </w:tblCellMar>
-        </w:tblPrEx>
         <w:tc>
           <w:tcPr>
             <w:tcW w:w="1056" w:type="dxa"/>
@@ -22932,12 +22452,6 @@
         </w:tc>
       </w:tr>
       <w:tr>
-        <w:tblPrEx>
-          <w:tblCellMar>
-            <w:top w:w="0" w:type="dxa"/>
-            <w:bottom w:w="0" w:type="dxa"/>
-          </w:tblCellMar>
-        </w:tblPrEx>
         <w:tc>
           <w:tcPr>
             <w:tcW w:w="1056" w:type="dxa"/>
@@ -23205,12 +22719,6 @@
         </w:tc>
       </w:tr>
       <w:tr>
-        <w:tblPrEx>
-          <w:tblCellMar>
-            <w:top w:w="0" w:type="dxa"/>
-            <w:bottom w:w="0" w:type="dxa"/>
-          </w:tblCellMar>
-        </w:tblPrEx>
         <w:tc>
           <w:tcPr>
             <w:tcW w:w="1056" w:type="dxa"/>
@@ -23478,12 +22986,6 @@
         </w:tc>
       </w:tr>
       <w:tr>
-        <w:tblPrEx>
-          <w:tblCellMar>
-            <w:top w:w="0" w:type="dxa"/>
-            <w:bottom w:w="0" w:type="dxa"/>
-          </w:tblCellMar>
-        </w:tblPrEx>
         <w:tc>
           <w:tcPr>
             <w:tcW w:w="1056" w:type="dxa"/>
@@ -23855,12 +23357,6 @@
         <w:gridCol w:w="2126"/>
       </w:tblGrid>
       <w:tr>
-        <w:tblPrEx>
-          <w:tblCellMar>
-            <w:top w:w="0" w:type="dxa"/>
-            <w:bottom w:w="0" w:type="dxa"/>
-          </w:tblCellMar>
-        </w:tblPrEx>
         <w:trPr>
           <w:tblHeader/>
         </w:trPr>
@@ -24086,12 +23582,6 @@
         </w:tc>
       </w:tr>
       <w:tr>
-        <w:tblPrEx>
-          <w:tblCellMar>
-            <w:top w:w="0" w:type="dxa"/>
-            <w:bottom w:w="0" w:type="dxa"/>
-          </w:tblCellMar>
-        </w:tblPrEx>
         <w:tc>
           <w:tcPr>
             <w:tcW w:w="2200" w:type="dxa"/>
@@ -24281,12 +23771,6 @@
         </w:tc>
       </w:tr>
       <w:tr>
-        <w:tblPrEx>
-          <w:tblCellMar>
-            <w:top w:w="0" w:type="dxa"/>
-            <w:bottom w:w="0" w:type="dxa"/>
-          </w:tblCellMar>
-        </w:tblPrEx>
         <w:tc>
           <w:tcPr>
             <w:tcW w:w="2200" w:type="dxa"/>
@@ -24476,12 +23960,6 @@
         </w:tc>
       </w:tr>
       <w:tr>
-        <w:tblPrEx>
-          <w:tblCellMar>
-            <w:top w:w="0" w:type="dxa"/>
-            <w:bottom w:w="0" w:type="dxa"/>
-          </w:tblCellMar>
-        </w:tblPrEx>
         <w:tc>
           <w:tcPr>
             <w:tcW w:w="2200" w:type="dxa"/>
@@ -24671,12 +24149,6 @@
         </w:tc>
       </w:tr>
       <w:tr>
-        <w:tblPrEx>
-          <w:tblCellMar>
-            <w:top w:w="0" w:type="dxa"/>
-            <w:bottom w:w="0" w:type="dxa"/>
-          </w:tblCellMar>
-        </w:tblPrEx>
         <w:tc>
           <w:tcPr>
             <w:tcW w:w="2200" w:type="dxa"/>
@@ -24866,12 +24338,6 @@
         </w:tc>
       </w:tr>
       <w:tr>
-        <w:tblPrEx>
-          <w:tblCellMar>
-            <w:top w:w="0" w:type="dxa"/>
-            <w:bottom w:w="0" w:type="dxa"/>
-          </w:tblCellMar>
-        </w:tblPrEx>
         <w:tc>
           <w:tcPr>
             <w:tcW w:w="2200" w:type="dxa"/>
@@ -25061,12 +24527,6 @@
         </w:tc>
       </w:tr>
       <w:tr>
-        <w:tblPrEx>
-          <w:tblCellMar>
-            <w:top w:w="0" w:type="dxa"/>
-            <w:bottom w:w="0" w:type="dxa"/>
-          </w:tblCellMar>
-        </w:tblPrEx>
         <w:tc>
           <w:tcPr>
             <w:tcW w:w="2200" w:type="dxa"/>
@@ -25256,12 +24716,6 @@
         </w:tc>
       </w:tr>
       <w:tr>
-        <w:tblPrEx>
-          <w:tblCellMar>
-            <w:top w:w="0" w:type="dxa"/>
-            <w:bottom w:w="0" w:type="dxa"/>
-          </w:tblCellMar>
-        </w:tblPrEx>
         <w:tc>
           <w:tcPr>
             <w:tcW w:w="2200" w:type="dxa"/>
@@ -25451,12 +24905,6 @@
         </w:tc>
       </w:tr>
       <w:tr>
-        <w:tblPrEx>
-          <w:tblCellMar>
-            <w:top w:w="0" w:type="dxa"/>
-            <w:bottom w:w="0" w:type="dxa"/>
-          </w:tblCellMar>
-        </w:tblPrEx>
         <w:tc>
           <w:tcPr>
             <w:tcW w:w="2200" w:type="dxa"/>
@@ -25682,12 +25130,6 @@
         <w:gridCol w:w="9639"/>
       </w:tblGrid>
       <w:tr>
-        <w:tblPrEx>
-          <w:tblCellMar>
-            <w:top w:w="0" w:type="dxa"/>
-            <w:bottom w:w="0" w:type="dxa"/>
-          </w:tblCellMar>
-        </w:tblPrEx>
         <w:tc>
           <w:tcPr>
             <w:tcW w:w="397" w:type="dxa"/>
@@ -25993,12 +25435,6 @@
         <w:gridCol w:w="9639"/>
       </w:tblGrid>
       <w:tr>
-        <w:tblPrEx>
-          <w:tblCellMar>
-            <w:top w:w="0" w:type="dxa"/>
-            <w:bottom w:w="0" w:type="dxa"/>
-          </w:tblCellMar>
-        </w:tblPrEx>
         <w:tc>
           <w:tcPr>
             <w:tcW w:w="397" w:type="dxa"/>
@@ -26303,12 +25739,6 @@
         <w:gridCol w:w="9639"/>
       </w:tblGrid>
       <w:tr>
-        <w:tblPrEx>
-          <w:tblCellMar>
-            <w:top w:w="0" w:type="dxa"/>
-            <w:bottom w:w="0" w:type="dxa"/>
-          </w:tblCellMar>
-        </w:tblPrEx>
         <w:tc>
           <w:tcPr>
             <w:tcW w:w="397" w:type="dxa"/>
@@ -26633,12 +26063,6 @@
         <w:gridCol w:w="9672"/>
       </w:tblGrid>
       <w:tr>
-        <w:tblPrEx>
-          <w:tblCellMar>
-            <w:top w:w="0" w:type="dxa"/>
-            <w:bottom w:w="0" w:type="dxa"/>
-          </w:tblCellMar>
-        </w:tblPrEx>
         <w:tc>
           <w:tcPr>
             <w:tcW w:w="363" w:type="dxa"/>
@@ -26961,12 +26385,6 @@
         <w:gridCol w:w="7857"/>
       </w:tblGrid>
       <w:tr>
-        <w:tblPrEx>
-          <w:tblCellMar>
-            <w:top w:w="0" w:type="dxa"/>
-            <w:bottom w:w="0" w:type="dxa"/>
-          </w:tblCellMar>
-        </w:tblPrEx>
         <w:trPr>
           <w:trHeight w:val="227"/>
         </w:trPr>
@@ -27062,12 +26480,6 @@
         </w:tc>
       </w:tr>
       <w:tr>
-        <w:tblPrEx>
-          <w:tblCellMar>
-            <w:top w:w="0" w:type="dxa"/>
-            <w:bottom w:w="0" w:type="dxa"/>
-          </w:tblCellMar>
-        </w:tblPrEx>
         <w:trPr>
           <w:trHeight w:val="227"/>
         </w:trPr>
@@ -27141,12 +26553,6 @@
         </w:tc>
       </w:tr>
       <w:tr>
-        <w:tblPrEx>
-          <w:tblCellMar>
-            <w:top w:w="0" w:type="dxa"/>
-            <w:bottom w:w="0" w:type="dxa"/>
-          </w:tblCellMar>
-        </w:tblPrEx>
         <w:trPr>
           <w:trHeight w:val="227"/>
         </w:trPr>
@@ -27220,12 +26626,6 @@
         </w:tc>
       </w:tr>
       <w:tr>
-        <w:tblPrEx>
-          <w:tblCellMar>
-            <w:top w:w="0" w:type="dxa"/>
-            <w:bottom w:w="0" w:type="dxa"/>
-          </w:tblCellMar>
-        </w:tblPrEx>
         <w:trPr>
           <w:trHeight w:val="227"/>
         </w:trPr>
@@ -27338,12 +26738,6 @@
         <w:gridCol w:w="4962"/>
       </w:tblGrid>
       <w:tr>
-        <w:tblPrEx>
-          <w:tblCellMar>
-            <w:top w:w="0" w:type="dxa"/>
-            <w:bottom w:w="0" w:type="dxa"/>
-          </w:tblCellMar>
-        </w:tblPrEx>
         <w:trPr>
           <w:tblHeader/>
         </w:trPr>
@@ -27451,12 +26845,6 @@
         </w:tc>
       </w:tr>
       <w:tr>
-        <w:tblPrEx>
-          <w:tblCellMar>
-            <w:top w:w="0" w:type="dxa"/>
-            <w:bottom w:w="0" w:type="dxa"/>
-          </w:tblCellMar>
-        </w:tblPrEx>
         <w:tc>
           <w:tcPr>
             <w:tcW w:w="5098" w:type="dxa"/>
@@ -27530,12 +26918,6 @@
         </w:tc>
       </w:tr>
       <w:tr>
-        <w:tblPrEx>
-          <w:tblCellMar>
-            <w:top w:w="0" w:type="dxa"/>
-            <w:bottom w:w="0" w:type="dxa"/>
-          </w:tblCellMar>
-        </w:tblPrEx>
         <w:tc>
           <w:tcPr>
             <w:tcW w:w="5098" w:type="dxa"/>
@@ -27609,12 +26991,6 @@
         </w:tc>
       </w:tr>
       <w:tr>
-        <w:tblPrEx>
-          <w:tblCellMar>
-            <w:top w:w="0" w:type="dxa"/>
-            <w:bottom w:w="0" w:type="dxa"/>
-          </w:tblCellMar>
-        </w:tblPrEx>
         <w:tc>
           <w:tcPr>
             <w:tcW w:w="5098" w:type="dxa"/>
@@ -27688,12 +27064,6 @@
         </w:tc>
       </w:tr>
       <w:tr>
-        <w:tblPrEx>
-          <w:tblCellMar>
-            <w:top w:w="0" w:type="dxa"/>
-            <w:bottom w:w="0" w:type="dxa"/>
-          </w:tblCellMar>
-        </w:tblPrEx>
         <w:tc>
           <w:tcPr>
             <w:tcW w:w="5098" w:type="dxa"/>
@@ -27761,12 +27131,6 @@
         </w:tc>
       </w:tr>
       <w:tr>
-        <w:tblPrEx>
-          <w:tblCellMar>
-            <w:top w:w="0" w:type="dxa"/>
-            <w:bottom w:w="0" w:type="dxa"/>
-          </w:tblCellMar>
-        </w:tblPrEx>
         <w:tc>
           <w:tcPr>
             <w:tcW w:w="5098" w:type="dxa"/>
@@ -27868,12 +27232,6 @@
         </w:tc>
       </w:tr>
       <w:tr>
-        <w:tblPrEx>
-          <w:tblCellMar>
-            <w:top w:w="0" w:type="dxa"/>
-            <w:bottom w:w="0" w:type="dxa"/>
-          </w:tblCellMar>
-        </w:tblPrEx>
         <w:tc>
           <w:tcPr>
             <w:tcW w:w="5098" w:type="dxa"/>
@@ -27957,12 +27315,6 @@
         </w:tc>
       </w:tr>
       <w:tr>
-        <w:tblPrEx>
-          <w:tblCellMar>
-            <w:top w:w="0" w:type="dxa"/>
-            <w:bottom w:w="0" w:type="dxa"/>
-          </w:tblCellMar>
-        </w:tblPrEx>
         <w:tc>
           <w:tcPr>
             <w:tcW w:w="5098" w:type="dxa"/>
@@ -28087,12 +27439,6 @@
         <w:gridCol w:w="4962"/>
       </w:tblGrid>
       <w:tr>
-        <w:tblPrEx>
-          <w:tblCellMar>
-            <w:top w:w="0" w:type="dxa"/>
-            <w:bottom w:w="0" w:type="dxa"/>
-          </w:tblCellMar>
-        </w:tblPrEx>
         <w:trPr>
           <w:tblHeader/>
         </w:trPr>
@@ -28195,12 +27541,6 @@
         </w:tc>
       </w:tr>
       <w:tr>
-        <w:tblPrEx>
-          <w:tblCellMar>
-            <w:top w:w="0" w:type="dxa"/>
-            <w:bottom w:w="0" w:type="dxa"/>
-          </w:tblCellMar>
-        </w:tblPrEx>
         <w:tc>
           <w:tcPr>
             <w:tcW w:w="5098" w:type="dxa"/>
@@ -28278,12 +27618,6 @@
         </w:tc>
       </w:tr>
       <w:tr>
-        <w:tblPrEx>
-          <w:tblCellMar>
-            <w:top w:w="0" w:type="dxa"/>
-            <w:bottom w:w="0" w:type="dxa"/>
-          </w:tblCellMar>
-        </w:tblPrEx>
         <w:tc>
           <w:tcPr>
             <w:tcW w:w="5098" w:type="dxa"/>
@@ -28361,12 +27695,6 @@
         </w:tc>
       </w:tr>
       <w:tr>
-        <w:tblPrEx>
-          <w:tblCellMar>
-            <w:top w:w="0" w:type="dxa"/>
-            <w:bottom w:w="0" w:type="dxa"/>
-          </w:tblCellMar>
-        </w:tblPrEx>
         <w:tc>
           <w:tcPr>
             <w:tcW w:w="5098" w:type="dxa"/>
@@ -28444,12 +27772,6 @@
         </w:tc>
       </w:tr>
       <w:tr>
-        <w:tblPrEx>
-          <w:tblCellMar>
-            <w:top w:w="0" w:type="dxa"/>
-            <w:bottom w:w="0" w:type="dxa"/>
-          </w:tblCellMar>
-        </w:tblPrEx>
         <w:tc>
           <w:tcPr>
             <w:tcW w:w="5098" w:type="dxa"/>
@@ -28521,12 +27843,6 @@
         </w:tc>
       </w:tr>
       <w:tr>
-        <w:tblPrEx>
-          <w:tblCellMar>
-            <w:top w:w="0" w:type="dxa"/>
-            <w:bottom w:w="0" w:type="dxa"/>
-          </w:tblCellMar>
-        </w:tblPrEx>
         <w:tc>
           <w:tcPr>
             <w:tcW w:w="5098" w:type="dxa"/>
@@ -28604,12 +27920,6 @@
         </w:tc>
       </w:tr>
       <w:tr>
-        <w:tblPrEx>
-          <w:tblCellMar>
-            <w:top w:w="0" w:type="dxa"/>
-            <w:bottom w:w="0" w:type="dxa"/>
-          </w:tblCellMar>
-        </w:tblPrEx>
         <w:tc>
           <w:tcPr>
             <w:tcW w:w="5098" w:type="dxa"/>
@@ -28675,12 +27985,6 @@
         </w:tc>
       </w:tr>
       <w:tr>
-        <w:tblPrEx>
-          <w:tblCellMar>
-            <w:top w:w="0" w:type="dxa"/>
-            <w:bottom w:w="0" w:type="dxa"/>
-          </w:tblCellMar>
-        </w:tblPrEx>
         <w:tc>
           <w:tcPr>
             <w:tcW w:w="5098" w:type="dxa"/>
@@ -28793,12 +28097,6 @@
         <w:gridCol w:w="3544"/>
       </w:tblGrid>
       <w:tr>
-        <w:tblPrEx>
-          <w:tblCellMar>
-            <w:top w:w="0" w:type="dxa"/>
-            <w:bottom w:w="0" w:type="dxa"/>
-          </w:tblCellMar>
-        </w:tblPrEx>
         <w:trPr>
           <w:tblHeader/>
         </w:trPr>
@@ -28944,12 +28242,6 @@
         </w:tc>
       </w:tr>
       <w:tr>
-        <w:tblPrEx>
-          <w:tblCellMar>
-            <w:top w:w="0" w:type="dxa"/>
-            <w:bottom w:w="0" w:type="dxa"/>
-          </w:tblCellMar>
-        </w:tblPrEx>
         <w:trPr>
           <w:trHeight w:val="227"/>
         </w:trPr>
@@ -29073,12 +28365,6 @@
         </w:tc>
       </w:tr>
       <w:tr>
-        <w:tblPrEx>
-          <w:tblCellMar>
-            <w:top w:w="0" w:type="dxa"/>
-            <w:bottom w:w="0" w:type="dxa"/>
-          </w:tblCellMar>
-        </w:tblPrEx>
         <w:trPr>
           <w:trHeight w:val="227"/>
         </w:trPr>
@@ -29202,12 +28488,6 @@
         </w:tc>
       </w:tr>
       <w:tr>
-        <w:tblPrEx>
-          <w:tblCellMar>
-            <w:top w:w="0" w:type="dxa"/>
-            <w:bottom w:w="0" w:type="dxa"/>
-          </w:tblCellMar>
-        </w:tblPrEx>
         <w:trPr>
           <w:trHeight w:val="227"/>
         </w:trPr>
@@ -29331,12 +28611,6 @@
         </w:tc>
       </w:tr>
       <w:tr>
-        <w:tblPrEx>
-          <w:tblCellMar>
-            <w:top w:w="0" w:type="dxa"/>
-            <w:bottom w:w="0" w:type="dxa"/>
-          </w:tblCellMar>
-        </w:tblPrEx>
         <w:trPr>
           <w:trHeight w:val="227"/>
         </w:trPr>
@@ -29460,12 +28734,6 @@
         </w:tc>
       </w:tr>
       <w:tr>
-        <w:tblPrEx>
-          <w:tblCellMar>
-            <w:top w:w="0" w:type="dxa"/>
-            <w:bottom w:w="0" w:type="dxa"/>
-          </w:tblCellMar>
-        </w:tblPrEx>
         <w:trPr>
           <w:trHeight w:val="227"/>
         </w:trPr>
@@ -29589,12 +28857,6 @@
         </w:tc>
       </w:tr>
       <w:tr>
-        <w:tblPrEx>
-          <w:tblCellMar>
-            <w:top w:w="0" w:type="dxa"/>
-            <w:bottom w:w="0" w:type="dxa"/>
-          </w:tblCellMar>
-        </w:tblPrEx>
         <w:trPr>
           <w:trHeight w:val="227"/>
         </w:trPr>
@@ -29718,12 +28980,6 @@
         </w:tc>
       </w:tr>
       <w:tr>
-        <w:tblPrEx>
-          <w:tblCellMar>
-            <w:top w:w="0" w:type="dxa"/>
-            <w:bottom w:w="0" w:type="dxa"/>
-          </w:tblCellMar>
-        </w:tblPrEx>
         <w:trPr>
           <w:trHeight w:val="227"/>
         </w:trPr>
@@ -29847,12 +29103,6 @@
         </w:tc>
       </w:tr>
       <w:tr>
-        <w:tblPrEx>
-          <w:tblCellMar>
-            <w:top w:w="0" w:type="dxa"/>
-            <w:bottom w:w="0" w:type="dxa"/>
-          </w:tblCellMar>
-        </w:tblPrEx>
         <w:trPr>
           <w:trHeight w:val="227"/>
         </w:trPr>
@@ -29976,12 +29226,6 @@
         </w:tc>
       </w:tr>
       <w:tr>
-        <w:tblPrEx>
-          <w:tblCellMar>
-            <w:top w:w="0" w:type="dxa"/>
-            <w:bottom w:w="0" w:type="dxa"/>
-          </w:tblCellMar>
-        </w:tblPrEx>
         <w:trPr>
           <w:trHeight w:val="227"/>
         </w:trPr>
@@ -30105,12 +29349,6 @@
         </w:tc>
       </w:tr>
       <w:tr>
-        <w:tblPrEx>
-          <w:tblCellMar>
-            <w:top w:w="0" w:type="dxa"/>
-            <w:bottom w:w="0" w:type="dxa"/>
-          </w:tblCellMar>
-        </w:tblPrEx>
         <w:trPr>
           <w:trHeight w:val="227"/>
         </w:trPr>
@@ -30234,12 +29472,6 @@
         </w:tc>
       </w:tr>
       <w:tr>
-        <w:tblPrEx>
-          <w:tblCellMar>
-            <w:top w:w="0" w:type="dxa"/>
-            <w:bottom w:w="0" w:type="dxa"/>
-          </w:tblCellMar>
-        </w:tblPrEx>
         <w:trPr>
           <w:trHeight w:val="227"/>
         </w:trPr>
@@ -30363,12 +29595,6 @@
         </w:tc>
       </w:tr>
       <w:tr>
-        <w:tblPrEx>
-          <w:tblCellMar>
-            <w:top w:w="0" w:type="dxa"/>
-            <w:bottom w:w="0" w:type="dxa"/>
-          </w:tblCellMar>
-        </w:tblPrEx>
         <w:trPr>
           <w:trHeight w:val="227"/>
         </w:trPr>
@@ -30522,12 +29748,6 @@
         <w:gridCol w:w="4962"/>
       </w:tblGrid>
       <w:tr>
-        <w:tblPrEx>
-          <w:tblCellMar>
-            <w:top w:w="0" w:type="dxa"/>
-            <w:bottom w:w="0" w:type="dxa"/>
-          </w:tblCellMar>
-        </w:tblPrEx>
         <w:trPr>
           <w:tblHeader/>
         </w:trPr>
@@ -30608,12 +29828,6 @@
         </w:tc>
       </w:tr>
       <w:tr>
-        <w:tblPrEx>
-          <w:tblCellMar>
-            <w:top w:w="0" w:type="dxa"/>
-            <w:bottom w:w="0" w:type="dxa"/>
-          </w:tblCellMar>
-        </w:tblPrEx>
         <w:tc>
           <w:tcPr>
             <w:tcW w:w="5098" w:type="dxa"/>
@@ -30691,12 +29905,6 @@
         </w:tc>
       </w:tr>
       <w:tr>
-        <w:tblPrEx>
-          <w:tblCellMar>
-            <w:top w:w="0" w:type="dxa"/>
-            <w:bottom w:w="0" w:type="dxa"/>
-          </w:tblCellMar>
-        </w:tblPrEx>
         <w:tc>
           <w:tcPr>
             <w:tcW w:w="5098" w:type="dxa"/>
@@ -30774,12 +29982,6 @@
         </w:tc>
       </w:tr>
       <w:tr>
-        <w:tblPrEx>
-          <w:tblCellMar>
-            <w:top w:w="0" w:type="dxa"/>
-            <w:bottom w:w="0" w:type="dxa"/>
-          </w:tblCellMar>
-        </w:tblPrEx>
         <w:tc>
           <w:tcPr>
             <w:tcW w:w="5098" w:type="dxa"/>
@@ -30848,12 +30050,6 @@
         </w:tc>
       </w:tr>
       <w:tr>
-        <w:tblPrEx>
-          <w:tblCellMar>
-            <w:top w:w="0" w:type="dxa"/>
-            <w:bottom w:w="0" w:type="dxa"/>
-          </w:tblCellMar>
-        </w:tblPrEx>
         <w:tc>
           <w:tcPr>
             <w:tcW w:w="5098" w:type="dxa"/>
@@ -30934,12 +30130,6 @@
         </w:tc>
       </w:tr>
       <w:tr>
-        <w:tblPrEx>
-          <w:tblCellMar>
-            <w:top w:w="0" w:type="dxa"/>
-            <w:bottom w:w="0" w:type="dxa"/>
-          </w:tblCellMar>
-        </w:tblPrEx>
         <w:tc>
           <w:tcPr>
             <w:tcW w:w="5098" w:type="dxa"/>
@@ -31020,12 +30210,6 @@
         </w:tc>
       </w:tr>
       <w:tr>
-        <w:tblPrEx>
-          <w:tblCellMar>
-            <w:top w:w="0" w:type="dxa"/>
-            <w:bottom w:w="0" w:type="dxa"/>
-          </w:tblCellMar>
-        </w:tblPrEx>
         <w:tc>
           <w:tcPr>
             <w:tcW w:w="5098" w:type="dxa"/>
@@ -31094,12 +30278,6 @@
         </w:tc>
       </w:tr>
       <w:tr>
-        <w:tblPrEx>
-          <w:tblCellMar>
-            <w:top w:w="0" w:type="dxa"/>
-            <w:bottom w:w="0" w:type="dxa"/>
-          </w:tblCellMar>
-        </w:tblPrEx>
         <w:tc>
           <w:tcPr>
             <w:tcW w:w="5098" w:type="dxa"/>
@@ -31168,12 +30346,6 @@
         </w:tc>
       </w:tr>
       <w:tr>
-        <w:tblPrEx>
-          <w:tblCellMar>
-            <w:top w:w="0" w:type="dxa"/>
-            <w:bottom w:w="0" w:type="dxa"/>
-          </w:tblCellMar>
-        </w:tblPrEx>
         <w:tc>
           <w:tcPr>
             <w:tcW w:w="5098" w:type="dxa"/>
@@ -31293,12 +30465,6 @@
         <w:gridCol w:w="4962"/>
       </w:tblGrid>
       <w:tr>
-        <w:tblPrEx>
-          <w:tblCellMar>
-            <w:top w:w="0" w:type="dxa"/>
-            <w:bottom w:w="0" w:type="dxa"/>
-          </w:tblCellMar>
-        </w:tblPrEx>
         <w:trPr>
           <w:tblHeader/>
         </w:trPr>
@@ -31412,12 +30578,6 @@
         </w:tc>
       </w:tr>
       <w:tr>
-        <w:tblPrEx>
-          <w:tblCellMar>
-            <w:top w:w="0" w:type="dxa"/>
-            <w:bottom w:w="0" w:type="dxa"/>
-          </w:tblCellMar>
-        </w:tblPrEx>
         <w:tc>
           <w:tcPr>
             <w:tcW w:w="5098" w:type="dxa"/>
@@ -31484,12 +30644,6 @@
         </w:tc>
       </w:tr>
       <w:tr>
-        <w:tblPrEx>
-          <w:tblCellMar>
-            <w:top w:w="0" w:type="dxa"/>
-            <w:bottom w:w="0" w:type="dxa"/>
-          </w:tblCellMar>
-        </w:tblPrEx>
         <w:tc>
           <w:tcPr>
             <w:tcW w:w="5098" w:type="dxa"/>
@@ -31556,12 +30710,6 @@
         </w:tc>
       </w:tr>
       <w:tr>
-        <w:tblPrEx>
-          <w:tblCellMar>
-            <w:top w:w="0" w:type="dxa"/>
-            <w:bottom w:w="0" w:type="dxa"/>
-          </w:tblCellMar>
-        </w:tblPrEx>
         <w:tc>
           <w:tcPr>
             <w:tcW w:w="5098" w:type="dxa"/>
@@ -31628,12 +30776,6 @@
         </w:tc>
       </w:tr>
       <w:tr>
-        <w:tblPrEx>
-          <w:tblCellMar>
-            <w:top w:w="0" w:type="dxa"/>
-            <w:bottom w:w="0" w:type="dxa"/>
-          </w:tblCellMar>
-        </w:tblPrEx>
         <w:tc>
           <w:tcPr>
             <w:tcW w:w="5098" w:type="dxa"/>
@@ -31700,12 +30842,6 @@
         </w:tc>
       </w:tr>
       <w:tr>
-        <w:tblPrEx>
-          <w:tblCellMar>
-            <w:top w:w="0" w:type="dxa"/>
-            <w:bottom w:w="0" w:type="dxa"/>
-          </w:tblCellMar>
-        </w:tblPrEx>
         <w:tc>
           <w:tcPr>
             <w:tcW w:w="5098" w:type="dxa"/>
@@ -31784,12 +30920,6 @@
         </w:tc>
       </w:tr>
       <w:tr>
-        <w:tblPrEx>
-          <w:tblCellMar>
-            <w:top w:w="0" w:type="dxa"/>
-            <w:bottom w:w="0" w:type="dxa"/>
-          </w:tblCellMar>
-        </w:tblPrEx>
         <w:tc>
           <w:tcPr>
             <w:tcW w:w="5098" w:type="dxa"/>
@@ -31862,12 +30992,6 @@
         </w:tc>
       </w:tr>
       <w:tr>
-        <w:tblPrEx>
-          <w:tblCellMar>
-            <w:top w:w="0" w:type="dxa"/>
-            <w:bottom w:w="0" w:type="dxa"/>
-          </w:tblCellMar>
-        </w:tblPrEx>
         <w:tc>
           <w:tcPr>
             <w:tcW w:w="5098" w:type="dxa"/>
@@ -31934,12 +31058,6 @@
         </w:tc>
       </w:tr>
       <w:tr>
-        <w:tblPrEx>
-          <w:tblCellMar>
-            <w:top w:w="0" w:type="dxa"/>
-            <w:bottom w:w="0" w:type="dxa"/>
-          </w:tblCellMar>
-        </w:tblPrEx>
         <w:tc>
           <w:tcPr>
             <w:tcW w:w="5098" w:type="dxa"/>
@@ -32061,12 +31179,6 @@
         <w:gridCol w:w="4962"/>
       </w:tblGrid>
       <w:tr>
-        <w:tblPrEx>
-          <w:tblCellMar>
-            <w:top w:w="0" w:type="dxa"/>
-            <w:bottom w:w="0" w:type="dxa"/>
-          </w:tblCellMar>
-        </w:tblPrEx>
         <w:trPr>
           <w:tblHeader/>
         </w:trPr>
@@ -32158,12 +31270,6 @@
         </w:tc>
       </w:tr>
       <w:tr>
-        <w:tblPrEx>
-          <w:tblCellMar>
-            <w:top w:w="0" w:type="dxa"/>
-            <w:bottom w:w="0" w:type="dxa"/>
-          </w:tblCellMar>
-        </w:tblPrEx>
         <w:tc>
           <w:tcPr>
             <w:tcW w:w="5098" w:type="dxa"/>
@@ -32235,12 +31341,6 @@
         </w:tc>
       </w:tr>
       <w:tr>
-        <w:tblPrEx>
-          <w:tblCellMar>
-            <w:top w:w="0" w:type="dxa"/>
-            <w:bottom w:w="0" w:type="dxa"/>
-          </w:tblCellMar>
-        </w:tblPrEx>
         <w:tc>
           <w:tcPr>
             <w:tcW w:w="5098" w:type="dxa"/>
@@ -32310,12 +31410,6 @@
         </w:tc>
       </w:tr>
       <w:tr>
-        <w:tblPrEx>
-          <w:tblCellMar>
-            <w:top w:w="0" w:type="dxa"/>
-            <w:bottom w:w="0" w:type="dxa"/>
-          </w:tblCellMar>
-        </w:tblPrEx>
         <w:tc>
           <w:tcPr>
             <w:tcW w:w="5098" w:type="dxa"/>
@@ -32385,12 +31479,6 @@
         </w:tc>
       </w:tr>
       <w:tr>
-        <w:tblPrEx>
-          <w:tblCellMar>
-            <w:top w:w="0" w:type="dxa"/>
-            <w:bottom w:w="0" w:type="dxa"/>
-          </w:tblCellMar>
-        </w:tblPrEx>
         <w:tc>
           <w:tcPr>
             <w:tcW w:w="5098" w:type="dxa"/>
@@ -32460,12 +31548,6 @@
         </w:tc>
       </w:tr>
       <w:tr>
-        <w:tblPrEx>
-          <w:tblCellMar>
-            <w:top w:w="0" w:type="dxa"/>
-            <w:bottom w:w="0" w:type="dxa"/>
-          </w:tblCellMar>
-        </w:tblPrEx>
         <w:tc>
           <w:tcPr>
             <w:tcW w:w="5098" w:type="dxa"/>
@@ -32535,12 +31617,6 @@
         </w:tc>
       </w:tr>
       <w:tr>
-        <w:tblPrEx>
-          <w:tblCellMar>
-            <w:top w:w="0" w:type="dxa"/>
-            <w:bottom w:w="0" w:type="dxa"/>
-          </w:tblCellMar>
-        </w:tblPrEx>
         <w:tc>
           <w:tcPr>
             <w:tcW w:w="5098" w:type="dxa"/>
@@ -32604,12 +31680,6 @@
         </w:tc>
       </w:tr>
       <w:tr>
-        <w:tblPrEx>
-          <w:tblCellMar>
-            <w:top w:w="0" w:type="dxa"/>
-            <w:bottom w:w="0" w:type="dxa"/>
-          </w:tblCellMar>
-        </w:tblPrEx>
         <w:tc>
           <w:tcPr>
             <w:tcW w:w="5098" w:type="dxa"/>
@@ -32788,12 +31858,6 @@
         <w:gridCol w:w="4111"/>
       </w:tblGrid>
       <w:tr>
-        <w:tblPrEx>
-          <w:tblCellMar>
-            <w:top w:w="0" w:type="dxa"/>
-            <w:bottom w:w="0" w:type="dxa"/>
-          </w:tblCellMar>
-        </w:tblPrEx>
         <w:trPr>
           <w:tblHeader/>
         </w:trPr>
@@ -32913,12 +31977,6 @@
         </w:tc>
       </w:tr>
       <w:tr>
-        <w:tblPrEx>
-          <w:tblCellMar>
-            <w:top w:w="0" w:type="dxa"/>
-            <w:bottom w:w="0" w:type="dxa"/>
-          </w:tblCellMar>
-        </w:tblPrEx>
         <w:tc>
           <w:tcPr>
             <w:tcW w:w="423" w:type="dxa"/>
@@ -33063,12 +32121,6 @@
         </w:tc>
       </w:tr>
       <w:tr>
-        <w:tblPrEx>
-          <w:tblCellMar>
-            <w:top w:w="0" w:type="dxa"/>
-            <w:bottom w:w="0" w:type="dxa"/>
-          </w:tblCellMar>
-        </w:tblPrEx>
         <w:tc>
           <w:tcPr>
             <w:tcW w:w="423" w:type="dxa"/>
@@ -33201,12 +32253,6 @@
         </w:tc>
       </w:tr>
       <w:tr>
-        <w:tblPrEx>
-          <w:tblCellMar>
-            <w:top w:w="0" w:type="dxa"/>
-            <w:bottom w:w="0" w:type="dxa"/>
-          </w:tblCellMar>
-        </w:tblPrEx>
         <w:tc>
           <w:tcPr>
             <w:tcW w:w="423" w:type="dxa"/>
@@ -33296,7 +32342,12 @@
               <w:t xml:space="preserve"> z </w:t>
             </w:r>
             <w:r>
-              <w:t>Lab 2.</w:t>
+              <w:t>zajęć</w:t>
+            </w:r>
+            <w:bookmarkStart w:id="0" w:name="_GoBack"/>
+            <w:bookmarkEnd w:id="0"/>
+            <w:r>
+              <w:t xml:space="preserve"> 2.</w:t>
             </w:r>
           </w:p>
         </w:tc>
@@ -33370,12 +32421,6 @@
         <w:gridCol w:w="4111"/>
       </w:tblGrid>
       <w:tr>
-        <w:tblPrEx>
-          <w:tblCellMar>
-            <w:top w:w="0" w:type="dxa"/>
-            <w:bottom w:w="0" w:type="dxa"/>
-          </w:tblCellMar>
-        </w:tblPrEx>
         <w:trPr>
           <w:tblHeader/>
         </w:trPr>
@@ -33495,12 +32540,6 @@
         </w:tc>
       </w:tr>
       <w:tr>
-        <w:tblPrEx>
-          <w:tblCellMar>
-            <w:top w:w="0" w:type="dxa"/>
-            <w:bottom w:w="0" w:type="dxa"/>
-          </w:tblCellMar>
-        </w:tblPrEx>
         <w:tc>
           <w:tcPr>
             <w:tcW w:w="423" w:type="dxa"/>
@@ -33633,12 +32672,6 @@
         </w:tc>
       </w:tr>
       <w:tr>
-        <w:tblPrEx>
-          <w:tblCellMar>
-            <w:top w:w="0" w:type="dxa"/>
-            <w:bottom w:w="0" w:type="dxa"/>
-          </w:tblCellMar>
-        </w:tblPrEx>
         <w:tc>
           <w:tcPr>
             <w:tcW w:w="423" w:type="dxa"/>
@@ -33753,12 +32786,6 @@
         </w:tc>
       </w:tr>
       <w:tr>
-        <w:tblPrEx>
-          <w:tblCellMar>
-            <w:top w:w="0" w:type="dxa"/>
-            <w:bottom w:w="0" w:type="dxa"/>
-          </w:tblCellMar>
-        </w:tblPrEx>
         <w:tc>
           <w:tcPr>
             <w:tcW w:w="423" w:type="dxa"/>
@@ -33931,12 +32958,6 @@
         <w:gridCol w:w="4111"/>
       </w:tblGrid>
       <w:tr>
-        <w:tblPrEx>
-          <w:tblCellMar>
-            <w:top w:w="0" w:type="dxa"/>
-            <w:bottom w:w="0" w:type="dxa"/>
-          </w:tblCellMar>
-        </w:tblPrEx>
         <w:trPr>
           <w:tblHeader/>
         </w:trPr>
@@ -34067,12 +33088,6 @@
         </w:tc>
       </w:tr>
       <w:tr>
-        <w:tblPrEx>
-          <w:tblCellMar>
-            <w:top w:w="0" w:type="dxa"/>
-            <w:bottom w:w="0" w:type="dxa"/>
-          </w:tblCellMar>
-        </w:tblPrEx>
         <w:tc>
           <w:tcPr>
             <w:tcW w:w="423" w:type="dxa"/>
@@ -34132,7 +33147,10 @@
               <w:spacing w:after="0"/>
             </w:pPr>
             <w:r>
-              <w:t>W ćwiczeniu 3 mierzyłeś czas reakcji stoperekiem</w:t>
+              <w:t xml:space="preserve">W ćwiczeniu 3 mierzyłeś czas reakcji </w:t>
+            </w:r>
+            <w:r>
+              <w:t>stoperem</w:t>
             </w:r>
             <w:r>
               <w:t xml:space="preserve"> na </w:t>
@@ -34210,12 +33228,6 @@
         </w:tc>
       </w:tr>
       <w:tr>
-        <w:tblPrEx>
-          <w:tblCellMar>
-            <w:top w:w="0" w:type="dxa"/>
-            <w:bottom w:w="0" w:type="dxa"/>
-          </w:tblCellMar>
-        </w:tblPrEx>
         <w:tc>
           <w:tcPr>
             <w:tcW w:w="423" w:type="dxa"/>
@@ -34377,12 +33389,6 @@
         </w:tc>
       </w:tr>
       <w:tr>
-        <w:tblPrEx>
-          <w:tblCellMar>
-            <w:top w:w="0" w:type="dxa"/>
-            <w:bottom w:w="0" w:type="dxa"/>
-          </w:tblCellMar>
-        </w:tblPrEx>
         <w:tc>
           <w:tcPr>
             <w:tcW w:w="423" w:type="dxa"/>
@@ -35782,6 +34788,7 @@
         <w:docPartUnique/>
       </w:docPartObj>
     </w:sdtPr>
+    <w:sdtEndPr/>
     <w:sdtContent>
       <w:sdt>
         <w:sdtPr>
@@ -35794,6 +34801,7 @@
             <w:docPartUnique/>
           </w:docPartObj>
         </w:sdtPr>
+        <w:sdtEndPr/>
         <w:sdtContent>
           <w:p>
             <w:pPr>
@@ -37116,7 +36124,7 @@
 </file>
 
 <file path=customXml/itemProps1.xml><?xml version="1.0" encoding="utf-8"?>
-<ds:datastoreItem xmlns:ds="http://schemas.openxmlformats.org/officeDocument/2006/customXml" ds:itemID="{6DB1E751-1DA2-42E6-B71E-9C4039D67CF5}">
+<ds:datastoreItem xmlns:ds="http://schemas.openxmlformats.org/officeDocument/2006/customXml" ds:itemID="{5AC9AFB9-D78C-48D9-A8CF-8DE527252FC9}">
   <ds:schemaRefs>
     <ds:schemaRef ds:uri="http://schemas.openxmlformats.org/officeDocument/2006/bibliography"/>
   </ds:schemaRefs>
